--- a/use_cases_odys.docx
+++ b/use_cases_odys.docx
@@ -3,152 +3,16 @@
 <w:document xmlns:wpc="http://schemas.microsoft.com/office/word/2010/wordprocessingCanvas" xmlns:cx="http://schemas.microsoft.com/office/drawing/2014/chartex" xmlns:cx1="http://schemas.microsoft.com/office/drawing/2015/9/8/chartex" xmlns:cx2="http://schemas.microsoft.com/office/drawing/2015/10/21/chartex" xmlns:cx3="http://schemas.microsoft.com/office/drawing/2016/5/9/chartex" xmlns:cx4="http://schemas.microsoft.com/office/drawing/2016/5/10/chartex" xmlns:cx5="http://schemas.microsoft.com/office/drawing/2016/5/11/chartex" xmlns:cx6="http://schemas.microsoft.com/office/drawing/2016/5/12/chartex" xmlns:cx7="http://schemas.microsoft.com/office/drawing/2016/5/13/chartex" xmlns:cx8="http://schemas.microsoft.com/office/drawing/2016/5/14/chartex" xmlns:mc="http://schemas.openxmlformats.org/markup-compatibility/2006" xmlns:aink="http://schemas.microsoft.com/office/drawing/2016/ink" xmlns:am3d="http://schemas.microsoft.com/office/drawing/2017/model3d" xmlns:o="urn:schemas-microsoft-com:office:office" xmlns:oel="http://schemas.microsoft.com/office/2019/extlst" xmlns:r="http://schemas.openxmlformats.org/officeDocument/2006/relationships" xmlns:m="http://schemas.openxmlformats.org/officeDocument/2006/math" xmlns:v="urn:schemas-microsoft-com:vml" xmlns:wp14="http://schemas.microsoft.com/office/word/2010/wordprocessingDrawing" xmlns:wp="http://schemas.openxmlformats.org/drawingml/2006/wordprocessingDrawing" xmlns:w10="urn:schemas-microsoft-com:office:word" xmlns:w="http://schemas.openxmlformats.org/wordprocessingml/2006/main" xmlns:w14="http://schemas.microsoft.com/office/word/2010/wordml" xmlns:w15="http://schemas.microsoft.com/office/word/2012/wordml" xmlns:w16cex="http://schemas.microsoft.com/office/word/2018/wordml/cex" xmlns:w16cid="http://schemas.microsoft.com/office/word/2016/wordml/cid" xmlns:w16="http://schemas.microsoft.com/office/word/2018/wordml" xmlns:w16du="http://schemas.microsoft.com/office/word/2023/wordml/word16du" xmlns:w16sdtdh="http://schemas.microsoft.com/office/word/2020/wordml/sdtdatahash" xmlns:w16sdtfl="http://schemas.microsoft.com/office/word/2024/wordml/sdtformatlock" xmlns:w16se="http://schemas.microsoft.com/office/word/2015/wordml/symex" xmlns:wpg="http://schemas.microsoft.com/office/word/2010/wordprocessingGroup" xmlns:wpi="http://schemas.microsoft.com/office/word/2010/wordprocessingInk" xmlns:wne="http://schemas.microsoft.com/office/word/2006/wordml" xmlns:wps="http://schemas.microsoft.com/office/word/2010/wordprocessingShape" mc:Ignorable="w14 w15 w16se w16cid w16 w16cex w16sdtdh w16sdtfl w16du wp14">
   <w:body>
     <w:p>
-      <w:r>
-        <w:t>Use</w:t>
-      </w:r>
-      <w:r>
-        <w:rPr>
-          <w:lang w:val="el-GR"/>
-        </w:rPr>
-        <w:t xml:space="preserve"> </w:t>
-      </w:r>
-      <w:r>
-        <w:t>Case</w:t>
-      </w:r>
-      <w:r>
-        <w:rPr>
-          <w:lang w:val="el-GR"/>
-        </w:rPr>
-        <w:t xml:space="preserve"> </w:t>
-      </w:r>
-      <w:r>
-        <w:t>1:</w:t>
-      </w:r>
-    </w:p>
-    <w:p>
-      <w:pPr>
-        <w:rPr>
-          <w:lang w:val="el-GR"/>
-        </w:rPr>
-      </w:pPr>
-      <w:r>
-        <w:rPr>
-          <w:lang w:val="el-GR"/>
-        </w:rPr>
-        <w:t>Α</w:t>
-      </w:r>
-      <w:r>
-        <w:rPr>
-          <w:lang w:val="el-GR"/>
-        </w:rPr>
-        <w:t xml:space="preserve">ναζήτηση συγκατοίκων </w:t>
-      </w:r>
-    </w:p>
-    <w:p>
-      <w:pPr>
-        <w:rPr>
-          <w:lang w:val="el-GR"/>
-        </w:rPr>
-      </w:pPr>
-      <w:r>
-        <w:t>Use</w:t>
-      </w:r>
-      <w:r>
-        <w:rPr>
-          <w:lang w:val="el-GR"/>
-        </w:rPr>
-        <w:t xml:space="preserve"> </w:t>
-      </w:r>
-      <w:r>
-        <w:t>Case</w:t>
-      </w:r>
-      <w:r>
-        <w:rPr>
-          <w:lang w:val="el-GR"/>
-        </w:rPr>
-        <w:t xml:space="preserve"> 2: </w:t>
-      </w:r>
-      <w:r>
-        <mc:AlternateContent>
-          <mc:Choice Requires="wps">
-            <w:drawing>
-              <wp:inline distT="0" distB="0" distL="0" distR="0" wp14:anchorId="6B54D904" wp14:editId="7D868841">
-                <wp:extent cx="304800" cy="304800"/>
-                <wp:effectExtent l="0" t="0" r="0" b="0"/>
-                <wp:docPr id="1428889141" name="Rectangle 2" descr="🇴"/>
-                <wp:cNvGraphicFramePr>
-                  <a:graphicFrameLocks xmlns:a="http://schemas.openxmlformats.org/drawingml/2006/main" noChangeAspect="1"/>
-                </wp:cNvGraphicFramePr>
-                <a:graphic xmlns:a="http://schemas.openxmlformats.org/drawingml/2006/main">
-                  <a:graphicData uri="http://schemas.microsoft.com/office/word/2010/wordprocessingShape">
-                    <wps:wsp>
-                      <wps:cNvSpPr>
-                        <a:spLocks noChangeAspect="1" noChangeArrowheads="1"/>
-                      </wps:cNvSpPr>
-                      <wps:spPr bwMode="auto">
-                        <a:xfrm>
-                          <a:off x="0" y="0"/>
-                          <a:ext cx="304800" cy="304800"/>
-                        </a:xfrm>
-                        <a:prstGeom prst="rect">
-                          <a:avLst/>
-                        </a:prstGeom>
-                        <a:noFill/>
-                        <a:ln>
-                          <a:noFill/>
-                        </a:ln>
-                        <a:extLst>
-                          <a:ext uri="{909E8E84-426E-40DD-AFC4-6F175D3DCCD1}">
-                            <a14:hiddenFill xmlns:a14="http://schemas.microsoft.com/office/drawing/2010/main">
-                              <a:solidFill>
-                                <a:srgbClr val="FFFFFF"/>
-                              </a:solidFill>
-                            </a14:hiddenFill>
-                          </a:ext>
-                          <a:ext uri="{91240B29-F687-4F45-9708-019B960494DF}">
-                            <a14:hiddenLine xmlns:a14="http://schemas.microsoft.com/office/drawing/2010/main" w="9525">
-                              <a:solidFill>
-                                <a:srgbClr val="000000"/>
-                              </a:solidFill>
-                              <a:miter lim="800000"/>
-                              <a:headEnd/>
-                              <a:tailEnd/>
-                            </a14:hiddenLine>
-                          </a:ext>
-                        </a:extLst>
-                      </wps:spPr>
-                      <wps:bodyPr rot="0" vert="horz" wrap="square" lIns="91440" tIns="45720" rIns="91440" bIns="45720" anchor="t" anchorCtr="0" upright="1">
-                        <a:noAutofit/>
-                      </wps:bodyPr>
-                    </wps:wsp>
-                  </a:graphicData>
-                </a:graphic>
-              </wp:inline>
-            </w:drawing>
-          </mc:Choice>
-          <mc:Fallback>
-            <w:pict>
-              <v:rect w14:anchorId="3AF36E95" id="Rectangle 2" o:spid="_x0000_s1026" alt="🇴" style="width:24pt;height:24pt;visibility:visible;mso-wrap-style:square;mso-left-percent:-10001;mso-top-percent:-10001;mso-position-horizontal:absolute;mso-position-horizontal-relative:char;mso-position-vertical:absolute;mso-position-vertical-relative:line;mso-left-percent:-10001;mso-top-percent:-10001;v-text-anchor:top" o:gfxdata="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" filled="f" stroked="f">
-                <o:lock v:ext="edit" aspectratio="t"/>
-                <w10:anchorlock/>
-              </v:rect>
-            </w:pict>
-          </mc:Fallback>
-        </mc:AlternateContent>
-      </w:r>
-    </w:p>
-    <w:p>
       <w:pPr>
         <w:pBdr>
           <w:bottom w:val="single" w:sz="6" w:space="1" w:color="auto"/>
         </w:pBdr>
-      </w:pPr>
-      <w:r>
-        <w:rPr>
-          <w:lang w:val="el-GR"/>
-        </w:rPr>
-        <w:t>Προσθήκη συγκάτοικου</w:t>
-      </w:r>
+        <w:rPr>
+          <w:sz w:val="28"/>
+          <w:szCs w:val="28"/>
+          <w:lang w:val="el-GR"/>
+        </w:rPr>
+      </w:pPr>
     </w:p>
     <w:p>
       <w:pPr>
@@ -885,25 +749,2309 @@
           <w:u w:val="single"/>
           <w:lang w:val="el-GR"/>
         </w:rPr>
+        <w:t>Εναλλακτική Ροή 1:</w:t>
+      </w:r>
+    </w:p>
+    <w:p>
+      <w:pPr>
+        <w:rPr>
+          <w:sz w:val="28"/>
+          <w:szCs w:val="28"/>
+          <w:lang w:val="el-GR"/>
+        </w:rPr>
+      </w:pPr>
+      <w:r>
+        <w:rPr>
+          <w:sz w:val="28"/>
+          <w:szCs w:val="28"/>
+          <w:lang w:val="el-GR"/>
+        </w:rPr>
+        <w:t>4.</w:t>
+      </w:r>
+      <w:r>
+        <w:rPr>
+          <w:sz w:val="28"/>
+          <w:szCs w:val="28"/>
+        </w:rPr>
+        <w:t>a</w:t>
+      </w:r>
+      <w:r>
+        <w:rPr>
+          <w:sz w:val="28"/>
+          <w:szCs w:val="28"/>
+          <w:lang w:val="el-GR"/>
+        </w:rPr>
+        <w:t>.1</w:t>
+      </w:r>
+      <w:r>
+        <w:rPr>
+          <w:sz w:val="28"/>
+          <w:szCs w:val="28"/>
+          <w:lang w:val="el-GR"/>
+        </w:rPr>
+        <w:t>.</w:t>
+      </w:r>
+      <w:r>
+        <w:rPr>
+          <w:sz w:val="28"/>
+          <w:szCs w:val="28"/>
+          <w:lang w:val="el-GR"/>
+        </w:rPr>
+        <w:t xml:space="preserve"> </w:t>
+      </w:r>
+      <w:r>
+        <w:rPr>
+          <w:sz w:val="28"/>
+          <w:szCs w:val="28"/>
+          <w:lang w:val="el-GR"/>
+        </w:rPr>
+        <w:t xml:space="preserve">Το σύστημα επιστρέφει </w:t>
+      </w:r>
+      <w:r>
+        <w:rPr>
+          <w:sz w:val="28"/>
+          <w:szCs w:val="28"/>
+          <w:lang w:val="el-GR"/>
+        </w:rPr>
+        <w:t>“</w:t>
+      </w:r>
+      <w:r>
+        <w:rPr>
+          <w:sz w:val="28"/>
+          <w:szCs w:val="28"/>
+        </w:rPr>
+        <w:t>No</w:t>
+      </w:r>
+      <w:r>
+        <w:rPr>
+          <w:sz w:val="28"/>
+          <w:szCs w:val="28"/>
+          <w:lang w:val="el-GR"/>
+        </w:rPr>
+        <w:t xml:space="preserve"> </w:t>
+      </w:r>
+      <w:r>
+        <w:rPr>
+          <w:sz w:val="28"/>
+          <w:szCs w:val="28"/>
+        </w:rPr>
+        <w:t>results</w:t>
+      </w:r>
+      <w:r>
+        <w:rPr>
+          <w:sz w:val="28"/>
+          <w:szCs w:val="28"/>
+          <w:lang w:val="el-GR"/>
+        </w:rPr>
+        <w:t xml:space="preserve"> </w:t>
+      </w:r>
+      <w:r>
+        <w:rPr>
+          <w:sz w:val="28"/>
+          <w:szCs w:val="28"/>
+        </w:rPr>
+        <w:t>found</w:t>
+      </w:r>
+      <w:r>
+        <w:rPr>
+          <w:sz w:val="28"/>
+          <w:szCs w:val="28"/>
+          <w:lang w:val="el-GR"/>
+        </w:rPr>
+        <w:t>”</w:t>
+      </w:r>
+      <w:r>
+        <w:rPr>
+          <w:sz w:val="28"/>
+          <w:szCs w:val="28"/>
+          <w:lang w:val="el-GR"/>
+        </w:rPr>
+        <w:t xml:space="preserve"> σε περίπτωση που δεν υπάρχουν αγγελίες </w:t>
+      </w:r>
+      <w:r>
+        <w:rPr>
+          <w:sz w:val="28"/>
+          <w:szCs w:val="28"/>
+          <w:lang w:val="el-GR"/>
+        </w:rPr>
+        <w:t>που</w:t>
+      </w:r>
+      <w:r>
+        <w:rPr>
+          <w:sz w:val="28"/>
+          <w:szCs w:val="28"/>
+          <w:lang w:val="el-GR"/>
+        </w:rPr>
+        <w:t xml:space="preserve"> να</w:t>
+      </w:r>
+      <w:r>
+        <w:rPr>
+          <w:sz w:val="28"/>
+          <w:szCs w:val="28"/>
+          <w:lang w:val="el-GR"/>
+        </w:rPr>
+        <w:t xml:space="preserve"> ταιριάζουν στα κριτήρια</w:t>
+      </w:r>
+      <w:r>
+        <w:rPr>
+          <w:sz w:val="28"/>
+          <w:szCs w:val="28"/>
+          <w:lang w:val="el-GR"/>
+        </w:rPr>
+        <w:t xml:space="preserve"> του χρήστη.</w:t>
+      </w:r>
+    </w:p>
+    <w:p>
+      <w:pPr>
+        <w:rPr>
+          <w:sz w:val="28"/>
+          <w:szCs w:val="28"/>
+          <w:lang w:val="el-GR"/>
+        </w:rPr>
+      </w:pPr>
+      <w:r>
+        <w:rPr>
+          <w:sz w:val="28"/>
+          <w:szCs w:val="28"/>
+          <w:lang w:val="el-GR"/>
+        </w:rPr>
         <w:lastRenderedPageBreak/>
-        <w:t>Εναλλακτική Ροή 1:</w:t>
-      </w:r>
-    </w:p>
-    <w:p>
-      <w:pPr>
-        <w:rPr>
-          <w:sz w:val="28"/>
-          <w:szCs w:val="28"/>
-          <w:lang w:val="el-GR"/>
-        </w:rPr>
-      </w:pPr>
-      <w:r>
-        <w:rPr>
-          <w:sz w:val="28"/>
-          <w:szCs w:val="28"/>
-          <w:lang w:val="el-GR"/>
-        </w:rPr>
-        <w:t>4.</w:t>
+        <w:t>4.α.2. Ο χρήστης επαναλαμβάνει την διαδικασία αναζήτησης με διαφορετικά κριτήρια</w:t>
+      </w:r>
+      <w:r>
+        <w:rPr>
+          <w:sz w:val="28"/>
+          <w:szCs w:val="28"/>
+          <w:lang w:val="el-GR"/>
+        </w:rPr>
+        <w:t>.</w:t>
+      </w:r>
+    </w:p>
+    <w:p>
+      <w:pPr>
+        <w:rPr>
+          <w:sz w:val="28"/>
+          <w:szCs w:val="28"/>
+          <w:u w:val="single"/>
+          <w:lang w:val="el-GR"/>
+        </w:rPr>
+      </w:pPr>
+      <w:r>
+        <w:rPr>
+          <w:sz w:val="28"/>
+          <w:szCs w:val="28"/>
+          <w:u w:val="single"/>
+          <w:lang w:val="el-GR"/>
+        </w:rPr>
+        <w:t>Εναλλακτική Ροή 2:</w:t>
+      </w:r>
+    </w:p>
+    <w:p>
+      <w:pPr>
+        <w:rPr>
+          <w:sz w:val="28"/>
+          <w:szCs w:val="28"/>
+          <w:lang w:val="el-GR"/>
+        </w:rPr>
+      </w:pPr>
+      <w:r>
+        <w:rPr>
+          <w:sz w:val="28"/>
+          <w:szCs w:val="28"/>
+          <w:lang w:val="el-GR"/>
+        </w:rPr>
+        <w:t>7.α.1. Το σύστημα διακρίνει ότι ο χρήστης δεν έχει συνδεθεί και τον ανακατευθύνει με στόχο να συνδεθεί.</w:t>
+      </w:r>
+    </w:p>
+    <w:p>
+      <w:pPr>
+        <w:rPr>
+          <w:sz w:val="28"/>
+          <w:szCs w:val="28"/>
+          <w:lang w:val="el-GR"/>
+        </w:rPr>
+      </w:pPr>
+      <w:r>
+        <w:rPr>
+          <w:sz w:val="28"/>
+          <w:szCs w:val="28"/>
+          <w:lang w:val="el-GR"/>
+        </w:rPr>
+        <w:t xml:space="preserve">7.α.2. Ο χρήστης συμπληρώνει τα στοιχεία του και πατάει </w:t>
+      </w:r>
+      <w:r>
+        <w:rPr>
+          <w:sz w:val="28"/>
+          <w:szCs w:val="28"/>
+          <w:lang w:val="el-GR"/>
+        </w:rPr>
+        <w:t>“</w:t>
+      </w:r>
+      <w:r>
+        <w:rPr>
+          <w:sz w:val="28"/>
+          <w:szCs w:val="28"/>
+        </w:rPr>
+        <w:t>log</w:t>
+      </w:r>
+      <w:r>
+        <w:rPr>
+          <w:sz w:val="28"/>
+          <w:szCs w:val="28"/>
+          <w:lang w:val="el-GR"/>
+        </w:rPr>
+        <w:t xml:space="preserve"> </w:t>
+      </w:r>
+      <w:r>
+        <w:rPr>
+          <w:sz w:val="28"/>
+          <w:szCs w:val="28"/>
+        </w:rPr>
+        <w:t>in</w:t>
+      </w:r>
+      <w:r>
+        <w:rPr>
+          <w:sz w:val="28"/>
+          <w:szCs w:val="28"/>
+          <w:lang w:val="el-GR"/>
+        </w:rPr>
+        <w:t>”</w:t>
+      </w:r>
+    </w:p>
+    <w:p>
+      <w:pPr>
+        <w:rPr>
+          <w:sz w:val="28"/>
+          <w:szCs w:val="28"/>
+          <w:lang w:val="el-GR"/>
+        </w:rPr>
+      </w:pPr>
+      <w:r>
+        <w:rPr>
+          <w:sz w:val="28"/>
+          <w:szCs w:val="28"/>
+          <w:lang w:val="el-GR"/>
+        </w:rPr>
+        <w:t>7.α.3. Το σύστημα ελέγχει αν τα στοιχεία είναι ορθά και τον ανακατευθύνει στην αρχική οθόνη.</w:t>
+      </w:r>
+    </w:p>
+    <w:p>
+      <w:pPr>
+        <w:rPr>
+          <w:sz w:val="28"/>
+          <w:szCs w:val="28"/>
+          <w:u w:val="single"/>
+          <w:lang w:val="el-GR"/>
+        </w:rPr>
+      </w:pPr>
+      <w:r>
+        <w:rPr>
+          <w:sz w:val="28"/>
+          <w:szCs w:val="28"/>
+          <w:u w:val="single"/>
+          <w:lang w:val="el-GR"/>
+        </w:rPr>
+        <w:t>Εναλλακτική Ροή 2</w:t>
+      </w:r>
+      <w:r>
+        <w:rPr>
+          <w:sz w:val="28"/>
+          <w:szCs w:val="28"/>
+          <w:u w:val="single"/>
+          <w:lang w:val="el-GR"/>
+        </w:rPr>
+        <w:t>.1</w:t>
+      </w:r>
+      <w:r>
+        <w:rPr>
+          <w:sz w:val="28"/>
+          <w:szCs w:val="28"/>
+          <w:u w:val="single"/>
+          <w:lang w:val="el-GR"/>
+        </w:rPr>
+        <w:t>:</w:t>
+      </w:r>
+    </w:p>
+    <w:p>
+      <w:pPr>
+        <w:rPr>
+          <w:sz w:val="28"/>
+          <w:szCs w:val="28"/>
+          <w:lang w:val="el-GR"/>
+        </w:rPr>
+      </w:pPr>
+      <w:r>
+        <w:rPr>
+          <w:sz w:val="28"/>
+          <w:szCs w:val="28"/>
+          <w:lang w:val="el-GR"/>
+        </w:rPr>
+        <w:t xml:space="preserve">(7.α.3.)α.1. Το σύστημα κατά την σύγκριση </w:t>
+      </w:r>
+      <w:r>
+        <w:rPr>
+          <w:sz w:val="28"/>
+          <w:szCs w:val="28"/>
+          <w:lang w:val="el-GR"/>
+        </w:rPr>
+        <w:t>του κωδικού</w:t>
+      </w:r>
+      <w:r>
+        <w:rPr>
+          <w:sz w:val="28"/>
+          <w:szCs w:val="28"/>
+          <w:lang w:val="el-GR"/>
+        </w:rPr>
+        <w:t xml:space="preserve"> </w:t>
+      </w:r>
+      <w:r>
+        <w:rPr>
+          <w:sz w:val="28"/>
+          <w:szCs w:val="28"/>
+          <w:lang w:val="el-GR"/>
+        </w:rPr>
+        <w:t xml:space="preserve">που εισήγαγε ο </w:t>
+      </w:r>
+      <w:r>
+        <w:rPr>
+          <w:sz w:val="28"/>
+          <w:szCs w:val="28"/>
+          <w:lang w:val="el-GR"/>
+        </w:rPr>
+        <w:t>χρήστη</w:t>
+      </w:r>
+      <w:r>
+        <w:rPr>
+          <w:sz w:val="28"/>
+          <w:szCs w:val="28"/>
+          <w:lang w:val="el-GR"/>
+        </w:rPr>
+        <w:t>ς</w:t>
+      </w:r>
+      <w:r>
+        <w:rPr>
+          <w:sz w:val="28"/>
+          <w:szCs w:val="28"/>
+          <w:lang w:val="el-GR"/>
+        </w:rPr>
+        <w:t xml:space="preserve"> </w:t>
+      </w:r>
+      <w:r>
+        <w:rPr>
+          <w:sz w:val="28"/>
+          <w:szCs w:val="28"/>
+          <w:lang w:val="el-GR"/>
+        </w:rPr>
+        <w:t xml:space="preserve">με τον κωδικό στην βάση δεδομένων που αντιστοιχεί στο </w:t>
+      </w:r>
+      <w:r>
+        <w:rPr>
+          <w:sz w:val="28"/>
+          <w:szCs w:val="28"/>
+        </w:rPr>
+        <w:t>email</w:t>
+      </w:r>
+      <w:r>
+        <w:rPr>
+          <w:sz w:val="28"/>
+          <w:szCs w:val="28"/>
+          <w:lang w:val="el-GR"/>
+        </w:rPr>
+        <w:t xml:space="preserve"> του </w:t>
+      </w:r>
+      <w:r>
+        <w:rPr>
+          <w:sz w:val="28"/>
+          <w:szCs w:val="28"/>
+          <w:lang w:val="el-GR"/>
+        </w:rPr>
+        <w:t>δεν βρήκε κάποια συσχέτιση.</w:t>
+      </w:r>
+    </w:p>
+    <w:p>
+      <w:pPr>
+        <w:rPr>
+          <w:sz w:val="28"/>
+          <w:szCs w:val="28"/>
+          <w:lang w:val="el-GR"/>
+        </w:rPr>
+      </w:pPr>
+      <w:r>
+        <w:rPr>
+          <w:sz w:val="28"/>
+          <w:szCs w:val="28"/>
+          <w:lang w:val="el-GR"/>
+        </w:rPr>
+        <w:t xml:space="preserve">(7.α.3.)α.2. Το σύστημα ενημερώνει τον χρήστη </w:t>
+      </w:r>
+      <w:r>
+        <w:rPr>
+          <w:sz w:val="28"/>
+          <w:szCs w:val="28"/>
+          <w:lang w:val="el-GR"/>
+        </w:rPr>
+        <w:t xml:space="preserve">ότι τα στοιχεία του είναι λανθασμένα </w:t>
+      </w:r>
+      <w:r>
+        <w:rPr>
+          <w:sz w:val="28"/>
+          <w:szCs w:val="28"/>
+          <w:lang w:val="el-GR"/>
+        </w:rPr>
+        <w:t>και δεν επιτρέπει την σύνδεση του στην αρχική οθόνη.</w:t>
+      </w:r>
+    </w:p>
+    <w:p>
+      <w:pPr>
+        <w:rPr>
+          <w:sz w:val="28"/>
+          <w:szCs w:val="28"/>
+          <w:u w:val="single"/>
+          <w:lang w:val="el-GR"/>
+        </w:rPr>
+      </w:pPr>
+      <w:r>
+        <w:rPr>
+          <w:sz w:val="28"/>
+          <w:szCs w:val="28"/>
+          <w:u w:val="single"/>
+          <w:lang w:val="el-GR"/>
+        </w:rPr>
+        <w:t xml:space="preserve">Εναλλακτική Ροή </w:t>
+      </w:r>
+      <w:r>
+        <w:rPr>
+          <w:sz w:val="28"/>
+          <w:szCs w:val="28"/>
+          <w:u w:val="single"/>
+          <w:lang w:val="el-GR"/>
+        </w:rPr>
+        <w:t>3</w:t>
+      </w:r>
+      <w:r>
+        <w:rPr>
+          <w:sz w:val="28"/>
+          <w:szCs w:val="28"/>
+          <w:u w:val="single"/>
+          <w:lang w:val="el-GR"/>
+        </w:rPr>
+        <w:t>:</w:t>
+      </w:r>
+    </w:p>
+    <w:p>
+      <w:pPr>
+        <w:rPr>
+          <w:sz w:val="28"/>
+          <w:szCs w:val="28"/>
+          <w:lang w:val="el-GR"/>
+        </w:rPr>
+      </w:pPr>
+      <w:r>
+        <w:rPr>
+          <w:sz w:val="28"/>
+          <w:szCs w:val="28"/>
+          <w:lang w:val="el-GR"/>
+        </w:rPr>
+        <w:t xml:space="preserve">(7.α.3.)β.1. Το </w:t>
+      </w:r>
+      <w:r>
+        <w:rPr>
+          <w:sz w:val="28"/>
+          <w:szCs w:val="28"/>
+        </w:rPr>
+        <w:t>email</w:t>
+      </w:r>
+      <w:r>
+        <w:rPr>
+          <w:sz w:val="28"/>
+          <w:szCs w:val="28"/>
+          <w:lang w:val="el-GR"/>
+        </w:rPr>
+        <w:t xml:space="preserve"> που εισήγαγε ο χρήστης δεν βρέθηκε στη βάση.</w:t>
+      </w:r>
+    </w:p>
+    <w:p>
+      <w:pPr>
+        <w:rPr>
+          <w:sz w:val="28"/>
+          <w:szCs w:val="28"/>
+          <w:lang w:val="el-GR"/>
+        </w:rPr>
+      </w:pPr>
+      <w:r>
+        <w:rPr>
+          <w:sz w:val="28"/>
+          <w:szCs w:val="28"/>
+          <w:lang w:val="el-GR"/>
+        </w:rPr>
+        <w:t xml:space="preserve">(7.α.3.)β.2. Το σύστημα ενημερώνει τον χρήστη να ελέγξει την ορθότητα του </w:t>
+      </w:r>
+      <w:r>
+        <w:rPr>
+          <w:sz w:val="28"/>
+          <w:szCs w:val="28"/>
+        </w:rPr>
+        <w:t>email</w:t>
+      </w:r>
+      <w:r>
+        <w:rPr>
+          <w:sz w:val="28"/>
+          <w:szCs w:val="28"/>
+          <w:lang w:val="el-GR"/>
+        </w:rPr>
+        <w:t xml:space="preserve"> ή να δημιουργήσει λογαριασμό.</w:t>
+      </w:r>
+    </w:p>
+    <w:p>
+      <w:pPr>
+        <w:rPr>
+          <w:sz w:val="28"/>
+          <w:szCs w:val="28"/>
+          <w:lang w:val="el-GR"/>
+        </w:rPr>
+      </w:pPr>
+      <w:r>
+        <w:rPr>
+          <w:sz w:val="28"/>
+          <w:szCs w:val="28"/>
+          <w:lang w:val="el-GR"/>
+        </w:rPr>
+        <w:t xml:space="preserve">(7.α.3.)β.2. Ο χρήστης επιλέγει να δημιουργήσει λογαριασμό πατώντας το κουμπί </w:t>
+      </w:r>
+      <w:r>
+        <w:rPr>
+          <w:sz w:val="28"/>
+          <w:szCs w:val="28"/>
+          <w:lang w:val="el-GR"/>
+        </w:rPr>
+        <w:t>“</w:t>
+      </w:r>
+      <w:r>
+        <w:rPr>
+          <w:sz w:val="28"/>
+          <w:szCs w:val="28"/>
+        </w:rPr>
+        <w:t>sing</w:t>
+      </w:r>
+      <w:r>
+        <w:rPr>
+          <w:sz w:val="28"/>
+          <w:szCs w:val="28"/>
+          <w:lang w:val="el-GR"/>
+        </w:rPr>
+        <w:t xml:space="preserve"> </w:t>
+      </w:r>
+      <w:r>
+        <w:rPr>
+          <w:sz w:val="28"/>
+          <w:szCs w:val="28"/>
+        </w:rPr>
+        <w:t>in</w:t>
+      </w:r>
+      <w:r>
+        <w:rPr>
+          <w:sz w:val="28"/>
+          <w:szCs w:val="28"/>
+          <w:lang w:val="el-GR"/>
+        </w:rPr>
+        <w:t>”</w:t>
+      </w:r>
+    </w:p>
+    <w:p>
+      <w:pPr>
+        <w:rPr>
+          <w:sz w:val="28"/>
+          <w:szCs w:val="28"/>
+          <w:lang w:val="el-GR"/>
+        </w:rPr>
+      </w:pPr>
+      <w:r>
+        <w:rPr>
+          <w:sz w:val="28"/>
+          <w:szCs w:val="28"/>
+          <w:lang w:val="el-GR"/>
+        </w:rPr>
+        <w:t xml:space="preserve">(7.α.3.)β.3. Το σύστημα τον ανακατευθύνει στο </w:t>
+      </w:r>
+      <w:r>
+        <w:rPr>
+          <w:sz w:val="28"/>
+          <w:szCs w:val="28"/>
+        </w:rPr>
+        <w:t>sing</w:t>
+      </w:r>
+      <w:r>
+        <w:rPr>
+          <w:sz w:val="28"/>
+          <w:szCs w:val="28"/>
+          <w:lang w:val="el-GR"/>
+        </w:rPr>
+        <w:t xml:space="preserve"> </w:t>
+      </w:r>
+      <w:r>
+        <w:rPr>
+          <w:sz w:val="28"/>
+          <w:szCs w:val="28"/>
+        </w:rPr>
+        <w:t>in</w:t>
+      </w:r>
+      <w:r>
+        <w:rPr>
+          <w:sz w:val="28"/>
+          <w:szCs w:val="28"/>
+          <w:lang w:val="el-GR"/>
+        </w:rPr>
+        <w:t xml:space="preserve"> </w:t>
+      </w:r>
+      <w:r>
+        <w:rPr>
+          <w:sz w:val="28"/>
+          <w:szCs w:val="28"/>
+          <w:lang w:val="el-GR"/>
+        </w:rPr>
+        <w:t>παράθυρο</w:t>
+      </w:r>
+      <w:r>
+        <w:rPr>
+          <w:sz w:val="28"/>
+          <w:szCs w:val="28"/>
+          <w:lang w:val="el-GR"/>
+        </w:rPr>
+        <w:t xml:space="preserve"> διαλόγου</w:t>
+      </w:r>
+      <w:r>
+        <w:rPr>
+          <w:sz w:val="28"/>
+          <w:szCs w:val="28"/>
+          <w:lang w:val="el-GR"/>
+        </w:rPr>
+        <w:t>.</w:t>
+      </w:r>
+    </w:p>
+    <w:p>
+      <w:pPr>
+        <w:rPr>
+          <w:sz w:val="28"/>
+          <w:szCs w:val="28"/>
+          <w:u w:val="single"/>
+          <w:lang w:val="el-GR"/>
+        </w:rPr>
+      </w:pPr>
+      <w:r>
+        <w:rPr>
+          <w:sz w:val="28"/>
+          <w:szCs w:val="28"/>
+          <w:u w:val="single"/>
+          <w:lang w:val="el-GR"/>
+        </w:rPr>
+        <w:t xml:space="preserve">Εναλλακτική Ροή </w:t>
+      </w:r>
+      <w:r>
+        <w:rPr>
+          <w:sz w:val="28"/>
+          <w:szCs w:val="28"/>
+          <w:u w:val="single"/>
+          <w:lang w:val="el-GR"/>
+        </w:rPr>
+        <w:t>4</w:t>
+      </w:r>
+      <w:r>
+        <w:rPr>
+          <w:sz w:val="28"/>
+          <w:szCs w:val="28"/>
+          <w:u w:val="single"/>
+          <w:lang w:val="el-GR"/>
+        </w:rPr>
+        <w:t>:</w:t>
+      </w:r>
+    </w:p>
+    <w:p>
+      <w:pPr>
+        <w:rPr>
+          <w:sz w:val="28"/>
+          <w:szCs w:val="28"/>
+          <w:lang w:val="el-GR"/>
+        </w:rPr>
+      </w:pPr>
+      <w:r>
+        <w:rPr>
+          <w:sz w:val="28"/>
+          <w:szCs w:val="28"/>
+          <w:lang w:val="el-GR"/>
+        </w:rPr>
+        <w:t xml:space="preserve">9.α.1. Ο χρήστης επιλέγει να απορρίψει την αίτηση επιλέγοντας το </w:t>
+      </w:r>
+      <w:r>
+        <w:rPr>
+          <w:sz w:val="28"/>
+          <w:szCs w:val="28"/>
+          <w:lang w:val="el-GR"/>
+        </w:rPr>
+        <w:t>“</w:t>
+      </w:r>
+      <w:r>
+        <w:rPr>
+          <w:sz w:val="28"/>
+          <w:szCs w:val="28"/>
+        </w:rPr>
+        <w:t>reject</w:t>
+      </w:r>
+      <w:r>
+        <w:rPr>
+          <w:sz w:val="28"/>
+          <w:szCs w:val="28"/>
+          <w:lang w:val="el-GR"/>
+        </w:rPr>
+        <w:t>”</w:t>
+      </w:r>
+      <w:r>
+        <w:rPr>
+          <w:sz w:val="28"/>
+          <w:szCs w:val="28"/>
+          <w:lang w:val="el-GR"/>
+        </w:rPr>
+        <w:t>.</w:t>
+      </w:r>
+    </w:p>
+    <w:p>
+      <w:pPr>
+        <w:rPr>
+          <w:sz w:val="28"/>
+          <w:szCs w:val="28"/>
+          <w:lang w:val="el-GR"/>
+        </w:rPr>
+      </w:pPr>
+      <w:r>
+        <w:rPr>
+          <w:sz w:val="28"/>
+          <w:szCs w:val="28"/>
+          <w:lang w:val="el-GR"/>
+        </w:rPr>
+        <w:t>9.α.2. Το σύστημα δεν εκτελεί καμία αλλαγή στην βάση δεδομένων και κλείνει το παράθυρο διαλόγου.</w:t>
+      </w:r>
+    </w:p>
+    <w:p>
+      <w:pPr>
+        <w:rPr>
+          <w:sz w:val="28"/>
+          <w:szCs w:val="28"/>
+          <w:lang w:val="el-GR"/>
+        </w:rPr>
+      </w:pPr>
+      <w:r>
+        <w:rPr>
+          <w:sz w:val="28"/>
+          <w:szCs w:val="28"/>
+          <w:lang w:val="el-GR"/>
+        </w:rPr>
+        <w:t>9.α.3. Ο χρήστης επιστρέφει στο παράθυρο των αγγελιών.</w:t>
+      </w:r>
+    </w:p>
+    <w:p>
+      <w:pPr>
+        <w:rPr>
+          <w:sz w:val="28"/>
+          <w:szCs w:val="28"/>
+          <w:u w:val="single"/>
+          <w:lang w:val="el-GR"/>
+        </w:rPr>
+      </w:pPr>
+      <w:r>
+        <w:rPr>
+          <w:sz w:val="28"/>
+          <w:szCs w:val="28"/>
+          <w:u w:val="single"/>
+          <w:lang w:val="el-GR"/>
+        </w:rPr>
+        <w:lastRenderedPageBreak/>
+        <w:t xml:space="preserve">Εναλλακτική Ροή </w:t>
+      </w:r>
+      <w:r>
+        <w:rPr>
+          <w:sz w:val="28"/>
+          <w:szCs w:val="28"/>
+          <w:u w:val="single"/>
+          <w:lang w:val="el-GR"/>
+        </w:rPr>
+        <w:t>5</w:t>
+      </w:r>
+      <w:r>
+        <w:rPr>
+          <w:sz w:val="28"/>
+          <w:szCs w:val="28"/>
+          <w:u w:val="single"/>
+          <w:lang w:val="el-GR"/>
+        </w:rPr>
+        <w:t>:</w:t>
+      </w:r>
+    </w:p>
+    <w:p>
+      <w:pPr>
+        <w:rPr>
+          <w:sz w:val="28"/>
+          <w:szCs w:val="28"/>
+          <w:lang w:val="el-GR"/>
+        </w:rPr>
+      </w:pPr>
+      <w:r>
+        <w:rPr>
+          <w:sz w:val="28"/>
+          <w:szCs w:val="28"/>
+          <w:lang w:val="el-GR"/>
+        </w:rPr>
+        <w:t xml:space="preserve">11.α.1. Ο χρήστης επιλέγει το κουμπί </w:t>
+      </w:r>
+      <w:r>
+        <w:rPr>
+          <w:sz w:val="28"/>
+          <w:szCs w:val="28"/>
+          <w:lang w:val="el-GR"/>
+        </w:rPr>
+        <w:t>“</w:t>
+      </w:r>
+      <w:r>
+        <w:rPr>
+          <w:sz w:val="28"/>
+          <w:szCs w:val="28"/>
+        </w:rPr>
+        <w:t>Cancel</w:t>
+      </w:r>
+      <w:r>
+        <w:rPr>
+          <w:sz w:val="28"/>
+          <w:szCs w:val="28"/>
+          <w:lang w:val="el-GR"/>
+        </w:rPr>
+        <w:t xml:space="preserve"> </w:t>
+      </w:r>
+      <w:r>
+        <w:rPr>
+          <w:sz w:val="28"/>
+          <w:szCs w:val="28"/>
+        </w:rPr>
+        <w:t>Application</w:t>
+      </w:r>
+      <w:r>
+        <w:rPr>
+          <w:sz w:val="28"/>
+          <w:szCs w:val="28"/>
+          <w:lang w:val="el-GR"/>
+        </w:rPr>
+        <w:t>”.</w:t>
+      </w:r>
+    </w:p>
+    <w:p>
+      <w:pPr>
+        <w:rPr>
+          <w:sz w:val="28"/>
+          <w:szCs w:val="28"/>
+          <w:lang w:val="el-GR"/>
+        </w:rPr>
+      </w:pPr>
+      <w:r>
+        <w:rPr>
+          <w:sz w:val="28"/>
+          <w:szCs w:val="28"/>
+          <w:lang w:val="el-GR"/>
+        </w:rPr>
+        <w:t>11.α.</w:t>
+      </w:r>
+      <w:r>
+        <w:rPr>
+          <w:sz w:val="28"/>
+          <w:szCs w:val="28"/>
+          <w:lang w:val="el-GR"/>
+        </w:rPr>
+        <w:t xml:space="preserve">2. </w:t>
+      </w:r>
+      <w:r>
+        <w:rPr>
+          <w:sz w:val="28"/>
+          <w:szCs w:val="28"/>
+          <w:lang w:val="el-GR"/>
+        </w:rPr>
+        <w:t xml:space="preserve">Το σύστημα διαγράφει την </w:t>
+      </w:r>
+      <w:r>
+        <w:rPr>
+          <w:sz w:val="28"/>
+          <w:szCs w:val="28"/>
+          <w:lang w:val="el-GR"/>
+        </w:rPr>
+        <w:t xml:space="preserve">αίτηση </w:t>
+      </w:r>
+      <w:r>
+        <w:rPr>
+          <w:sz w:val="28"/>
+          <w:szCs w:val="28"/>
+          <w:lang w:val="el-GR"/>
+        </w:rPr>
+        <w:t>από την</w:t>
+      </w:r>
+      <w:r>
+        <w:rPr>
+          <w:sz w:val="28"/>
+          <w:szCs w:val="28"/>
+          <w:lang w:val="el-GR"/>
+        </w:rPr>
+        <w:t xml:space="preserve"> βάση δεδομένων</w:t>
+      </w:r>
+      <w:r>
+        <w:rPr>
+          <w:sz w:val="28"/>
+          <w:szCs w:val="28"/>
+          <w:lang w:val="el-GR"/>
+        </w:rPr>
+        <w:t xml:space="preserve">, </w:t>
+      </w:r>
+      <w:r>
+        <w:rPr>
+          <w:sz w:val="28"/>
+          <w:szCs w:val="28"/>
+          <w:lang w:val="el-GR"/>
+        </w:rPr>
+        <w:t xml:space="preserve">από το πεδίο </w:t>
+      </w:r>
+      <w:r>
+        <w:rPr>
+          <w:sz w:val="28"/>
+          <w:szCs w:val="28"/>
+          <w:lang w:val="el-GR"/>
+        </w:rPr>
+        <w:t>“</w:t>
+      </w:r>
+      <w:r>
+        <w:rPr>
+          <w:sz w:val="28"/>
+          <w:szCs w:val="28"/>
+        </w:rPr>
+        <w:t>my</w:t>
+      </w:r>
+      <w:r>
+        <w:rPr>
+          <w:sz w:val="28"/>
+          <w:szCs w:val="28"/>
+          <w:lang w:val="el-GR"/>
+        </w:rPr>
+        <w:t xml:space="preserve"> </w:t>
+      </w:r>
+      <w:r>
+        <w:rPr>
+          <w:sz w:val="28"/>
+          <w:szCs w:val="28"/>
+        </w:rPr>
+        <w:t>applications</w:t>
+      </w:r>
+      <w:r>
+        <w:rPr>
+          <w:sz w:val="28"/>
+          <w:szCs w:val="28"/>
+          <w:lang w:val="el-GR"/>
+        </w:rPr>
+        <w:t>”</w:t>
+      </w:r>
+      <w:r>
+        <w:rPr>
+          <w:sz w:val="28"/>
+          <w:szCs w:val="28"/>
+          <w:lang w:val="el-GR"/>
+        </w:rPr>
+        <w:t xml:space="preserve"> στο </w:t>
+      </w:r>
+      <w:r>
+        <w:rPr>
+          <w:sz w:val="28"/>
+          <w:szCs w:val="28"/>
+        </w:rPr>
+        <w:t>profile</w:t>
+      </w:r>
+      <w:r>
+        <w:rPr>
+          <w:sz w:val="28"/>
+          <w:szCs w:val="28"/>
+          <w:lang w:val="el-GR"/>
+        </w:rPr>
+        <w:t xml:space="preserve"> του χρήστη</w:t>
+      </w:r>
+      <w:r>
+        <w:rPr>
+          <w:sz w:val="28"/>
+          <w:szCs w:val="28"/>
+          <w:lang w:val="el-GR"/>
+        </w:rPr>
+        <w:t xml:space="preserve"> </w:t>
+      </w:r>
+      <w:r>
+        <w:rPr>
+          <w:sz w:val="28"/>
+          <w:szCs w:val="28"/>
+          <w:lang w:val="el-GR"/>
+        </w:rPr>
+        <w:t xml:space="preserve">και </w:t>
+      </w:r>
+      <w:r>
+        <w:rPr>
+          <w:sz w:val="28"/>
+          <w:szCs w:val="28"/>
+          <w:lang w:val="el-GR"/>
+        </w:rPr>
+        <w:t xml:space="preserve">αποστέλλει νέο </w:t>
+      </w:r>
+      <w:r>
+        <w:rPr>
+          <w:sz w:val="28"/>
+          <w:szCs w:val="28"/>
+        </w:rPr>
+        <w:t>email</w:t>
+      </w:r>
+      <w:r>
+        <w:rPr>
+          <w:sz w:val="28"/>
+          <w:szCs w:val="28"/>
+          <w:lang w:val="el-GR"/>
+        </w:rPr>
+        <w:t xml:space="preserve"> </w:t>
+      </w:r>
+      <w:r>
+        <w:rPr>
+          <w:sz w:val="28"/>
+          <w:szCs w:val="28"/>
+          <w:lang w:val="el-GR"/>
+        </w:rPr>
+        <w:t>στον δημιουργό της αγγελίας ειδοποιώντας τον ότι ο χρήστης δεν ενδιαφέρεται πλέον</w:t>
+      </w:r>
+      <w:r>
+        <w:rPr>
+          <w:sz w:val="28"/>
+          <w:szCs w:val="28"/>
+          <w:lang w:val="el-GR"/>
+        </w:rPr>
+        <w:t>.</w:t>
+      </w:r>
+    </w:p>
+    <w:p>
+      <w:pPr>
+        <w:pBdr>
+          <w:bottom w:val="single" w:sz="6" w:space="1" w:color="auto"/>
+        </w:pBdr>
+        <w:rPr>
+          <w:sz w:val="28"/>
+          <w:szCs w:val="28"/>
+          <w:lang w:val="el-GR"/>
+        </w:rPr>
+      </w:pPr>
+      <w:r>
+        <w:rPr>
+          <w:sz w:val="28"/>
+          <w:szCs w:val="28"/>
+          <w:lang w:val="el-GR"/>
+        </w:rPr>
+        <w:t>11.α.3</w:t>
+      </w:r>
+      <w:r>
+        <w:rPr>
+          <w:sz w:val="28"/>
+          <w:szCs w:val="28"/>
+          <w:lang w:val="el-GR"/>
+        </w:rPr>
+        <w:t>.</w:t>
+      </w:r>
+      <w:r>
+        <w:rPr>
+          <w:sz w:val="28"/>
+          <w:szCs w:val="28"/>
+          <w:lang w:val="el-GR"/>
+        </w:rPr>
+        <w:t xml:space="preserve"> </w:t>
+      </w:r>
+      <w:r>
+        <w:rPr>
+          <w:sz w:val="28"/>
+          <w:szCs w:val="28"/>
+          <w:lang w:val="el-GR"/>
+        </w:rPr>
+        <w:t>Το σύστημα ανανεώνει την οθόνη της αγγελίας, αλλάζοντας την κατάσταση του κουμπιού σε “</w:t>
+      </w:r>
+      <w:r>
+        <w:rPr>
+          <w:sz w:val="28"/>
+          <w:szCs w:val="28"/>
+        </w:rPr>
+        <w:t>Apply</w:t>
+      </w:r>
+      <w:r>
+        <w:rPr>
+          <w:sz w:val="28"/>
+          <w:szCs w:val="28"/>
+          <w:lang w:val="el-GR"/>
+        </w:rPr>
+        <w:t>”</w:t>
+      </w:r>
+      <w:r>
+        <w:rPr>
+          <w:sz w:val="28"/>
+          <w:szCs w:val="28"/>
+          <w:lang w:val="el-GR"/>
+        </w:rPr>
+        <w:t>.</w:t>
+      </w:r>
+    </w:p>
+    <w:p>
+      <w:pPr>
+        <w:pBdr>
+          <w:bottom w:val="single" w:sz="6" w:space="1" w:color="auto"/>
+        </w:pBdr>
+        <w:rPr>
+          <w:sz w:val="28"/>
+          <w:szCs w:val="28"/>
+          <w:lang w:val="el-GR"/>
+        </w:rPr>
+      </w:pPr>
+    </w:p>
+    <w:p>
+      <w:pPr>
+        <w:rPr>
+          <w:b/>
+          <w:bCs/>
+          <w:lang w:val="el-GR"/>
+        </w:rPr>
+      </w:pPr>
+      <w:r>
+        <w:rPr>
+          <w:b/>
+          <w:bCs/>
+          <w:sz w:val="32"/>
+          <w:szCs w:val="32"/>
+        </w:rPr>
+        <w:t>Use</w:t>
+      </w:r>
+      <w:r>
+        <w:rPr>
+          <w:b/>
+          <w:bCs/>
+          <w:sz w:val="32"/>
+          <w:szCs w:val="32"/>
+          <w:lang w:val="el-GR"/>
+        </w:rPr>
+        <w:t xml:space="preserve"> </w:t>
+      </w:r>
+      <w:r>
+        <w:rPr>
+          <w:b/>
+          <w:bCs/>
+          <w:sz w:val="32"/>
+          <w:szCs w:val="32"/>
+        </w:rPr>
+        <w:t>Case</w:t>
+      </w:r>
+      <w:r>
+        <w:rPr>
+          <w:b/>
+          <w:bCs/>
+          <w:sz w:val="32"/>
+          <w:szCs w:val="32"/>
+          <w:lang w:val="el-GR"/>
+        </w:rPr>
+        <w:t xml:space="preserve"> </w:t>
+      </w:r>
+      <w:r>
+        <w:rPr>
+          <w:b/>
+          <w:bCs/>
+          <w:sz w:val="32"/>
+          <w:szCs w:val="32"/>
+          <w:lang w:val="el-GR"/>
+        </w:rPr>
+        <w:t>2</w:t>
+      </w:r>
+      <w:r>
+        <w:rPr>
+          <w:b/>
+          <w:bCs/>
+          <w:sz w:val="32"/>
+          <w:szCs w:val="32"/>
+          <w:lang w:val="el-GR"/>
+        </w:rPr>
+        <w:t>:</w:t>
+      </w:r>
+      <w:r>
+        <w:rPr>
+          <w:b/>
+          <w:bCs/>
+          <w:sz w:val="32"/>
+          <w:szCs w:val="32"/>
+          <w:lang w:val="el-GR"/>
+        </w:rPr>
+        <w:t xml:space="preserve"> </w:t>
+      </w:r>
+      <w:r>
+        <w:rPr>
+          <w:b/>
+          <w:bCs/>
+          <w:lang w:val="el-GR"/>
+        </w:rPr>
+        <w:t>Προσθήκη</w:t>
+      </w:r>
+      <w:r>
+        <w:rPr>
+          <w:b/>
+          <w:bCs/>
+          <w:lang w:val="el-GR"/>
+        </w:rPr>
+        <w:t xml:space="preserve"> συγκατοίκ</w:t>
+      </w:r>
+      <w:r>
+        <w:rPr>
+          <w:b/>
+          <w:bCs/>
+          <w:lang w:val="el-GR"/>
+        </w:rPr>
+        <w:t>ου</w:t>
+      </w:r>
+    </w:p>
+    <w:p>
+      <w:pPr>
+        <w:rPr>
+          <w:sz w:val="28"/>
+          <w:szCs w:val="28"/>
+          <w:u w:val="single"/>
+          <w:lang w:val="el-GR"/>
+        </w:rPr>
+      </w:pPr>
+      <w:r>
+        <w:rPr>
+          <w:sz w:val="28"/>
+          <w:szCs w:val="28"/>
+          <w:u w:val="single"/>
+          <w:lang w:val="el-GR"/>
+        </w:rPr>
+        <w:t>Βασική ροή «</w:t>
+      </w:r>
+      <w:r>
+        <w:rPr>
+          <w:sz w:val="28"/>
+          <w:szCs w:val="28"/>
+          <w:u w:val="single"/>
+          <w:lang w:val="el-GR"/>
+        </w:rPr>
+        <w:t>Προσθήκη</w:t>
+      </w:r>
+      <w:r>
+        <w:rPr>
+          <w:sz w:val="28"/>
+          <w:szCs w:val="28"/>
+          <w:u w:val="single"/>
+          <w:lang w:val="el-GR"/>
+        </w:rPr>
+        <w:t xml:space="preserve"> συγκατοίκου»</w:t>
+      </w:r>
+    </w:p>
+    <w:p>
+      <w:pPr>
+        <w:pStyle w:val="ListParagraph"/>
+        <w:numPr>
+          <w:ilvl w:val="0"/>
+          <w:numId w:val="10"/>
+        </w:numPr>
+        <w:rPr>
+          <w:sz w:val="28"/>
+          <w:szCs w:val="28"/>
+          <w:u w:val="single"/>
+          <w:lang w:val="el-GR"/>
+        </w:rPr>
+      </w:pPr>
+      <w:r>
+        <w:rPr>
+          <w:sz w:val="28"/>
+          <w:szCs w:val="28"/>
+          <w:lang w:val="el-GR"/>
+        </w:rPr>
+        <w:t xml:space="preserve">Ο χρήστης </w:t>
+      </w:r>
+      <w:r>
+        <w:rPr>
+          <w:sz w:val="28"/>
+          <w:szCs w:val="28"/>
+          <w:lang w:val="el-GR"/>
+        </w:rPr>
+        <w:t>επιλέγει την λειτουργεία</w:t>
+      </w:r>
+      <w:r>
+        <w:rPr>
+          <w:sz w:val="28"/>
+          <w:szCs w:val="28"/>
+          <w:lang w:val="el-GR"/>
+        </w:rPr>
+        <w:t xml:space="preserve"> </w:t>
+      </w:r>
+      <w:r>
+        <w:rPr>
+          <w:sz w:val="28"/>
+          <w:szCs w:val="28"/>
+          <w:lang w:val="el-GR"/>
+        </w:rPr>
+        <w:t>“</w:t>
+      </w:r>
+      <w:r>
+        <w:rPr>
+          <w:sz w:val="28"/>
+          <w:szCs w:val="28"/>
+        </w:rPr>
+        <w:t>add</w:t>
+      </w:r>
+      <w:r>
+        <w:rPr>
+          <w:sz w:val="28"/>
+          <w:szCs w:val="28"/>
+          <w:lang w:val="el-GR"/>
+        </w:rPr>
+        <w:t xml:space="preserve"> </w:t>
+      </w:r>
+      <w:r>
+        <w:rPr>
+          <w:sz w:val="28"/>
+          <w:szCs w:val="28"/>
+        </w:rPr>
+        <w:t>roommate</w:t>
+      </w:r>
+      <w:r>
+        <w:rPr>
+          <w:sz w:val="28"/>
+          <w:szCs w:val="28"/>
+          <w:lang w:val="el-GR"/>
+        </w:rPr>
+        <w:t>”</w:t>
+      </w:r>
+      <w:r>
+        <w:rPr>
+          <w:sz w:val="28"/>
+          <w:szCs w:val="28"/>
+          <w:lang w:val="el-GR"/>
+        </w:rPr>
+        <w:t xml:space="preserve"> που βρίσκεται στο “</w:t>
+      </w:r>
+      <w:r>
+        <w:rPr>
+          <w:sz w:val="28"/>
+          <w:szCs w:val="28"/>
+        </w:rPr>
+        <w:t>Users</w:t>
+      </w:r>
+      <w:r>
+        <w:rPr>
+          <w:sz w:val="28"/>
+          <w:szCs w:val="28"/>
+          <w:lang w:val="el-GR"/>
+        </w:rPr>
+        <w:t xml:space="preserve"> </w:t>
+      </w:r>
+      <w:r>
+        <w:rPr>
+          <w:sz w:val="28"/>
+          <w:szCs w:val="28"/>
+        </w:rPr>
+        <w:t>panel</w:t>
+      </w:r>
+      <w:r>
+        <w:rPr>
+          <w:sz w:val="28"/>
+          <w:szCs w:val="28"/>
+          <w:lang w:val="el-GR"/>
+        </w:rPr>
+        <w:t>”</w:t>
+      </w:r>
+      <w:r>
+        <w:rPr>
+          <w:sz w:val="28"/>
+          <w:szCs w:val="28"/>
+          <w:lang w:val="el-GR"/>
+        </w:rPr>
+        <w:t>.</w:t>
+      </w:r>
+    </w:p>
+    <w:p>
+      <w:pPr>
+        <w:pStyle w:val="ListParagraph"/>
+        <w:numPr>
+          <w:ilvl w:val="0"/>
+          <w:numId w:val="10"/>
+        </w:numPr>
+        <w:rPr>
+          <w:sz w:val="28"/>
+          <w:szCs w:val="28"/>
+          <w:u w:val="single"/>
+          <w:lang w:val="el-GR"/>
+        </w:rPr>
+      </w:pPr>
+      <w:r>
+        <w:rPr>
+          <w:sz w:val="28"/>
+          <w:szCs w:val="28"/>
+          <w:lang w:val="el-GR"/>
+        </w:rPr>
+        <w:t>Το σύστημα εμφανίζει ένα αναδυόμενο παράθυρο με τον μοναδικό κωδικό (</w:t>
+      </w:r>
+      <w:r>
+        <w:rPr>
+          <w:sz w:val="28"/>
+          <w:szCs w:val="28"/>
+        </w:rPr>
+        <w:t>id</w:t>
+      </w:r>
+      <w:r>
+        <w:rPr>
+          <w:sz w:val="28"/>
+          <w:szCs w:val="28"/>
+          <w:lang w:val="el-GR"/>
+        </w:rPr>
+        <w:t>) του δωματίου</w:t>
+      </w:r>
+      <w:r>
+        <w:rPr>
+          <w:sz w:val="28"/>
+          <w:szCs w:val="28"/>
+          <w:lang w:val="el-GR"/>
+        </w:rPr>
+        <w:t xml:space="preserve"> που αντιπροσωπεύει το</w:t>
+      </w:r>
+      <w:r>
+        <w:rPr>
+          <w:sz w:val="28"/>
+          <w:szCs w:val="28"/>
+          <w:lang w:val="el-GR"/>
+        </w:rPr>
+        <w:t xml:space="preserve"> </w:t>
+      </w:r>
+      <w:r>
+        <w:rPr>
+          <w:sz w:val="28"/>
+          <w:szCs w:val="28"/>
+          <w:lang w:val="el-GR"/>
+        </w:rPr>
+        <w:t>σπίτι,</w:t>
+      </w:r>
+      <w:r>
+        <w:rPr>
+          <w:sz w:val="28"/>
+          <w:szCs w:val="28"/>
+          <w:lang w:val="el-GR"/>
+        </w:rPr>
+        <w:t xml:space="preserve"> </w:t>
+      </w:r>
+      <w:r>
+        <w:rPr>
+          <w:sz w:val="28"/>
+          <w:szCs w:val="28"/>
+          <w:lang w:val="el-GR"/>
+        </w:rPr>
+        <w:t>ο οποίος</w:t>
+      </w:r>
+      <w:r>
+        <w:rPr>
+          <w:sz w:val="28"/>
+          <w:szCs w:val="28"/>
+          <w:lang w:val="el-GR"/>
+        </w:rPr>
+        <w:t xml:space="preserve"> ανακαλείται από την βάση δεδομένων.</w:t>
+      </w:r>
+    </w:p>
+    <w:p>
+      <w:pPr>
+        <w:pStyle w:val="ListParagraph"/>
+        <w:numPr>
+          <w:ilvl w:val="0"/>
+          <w:numId w:val="10"/>
+        </w:numPr>
+        <w:rPr>
+          <w:sz w:val="28"/>
+          <w:szCs w:val="28"/>
+          <w:u w:val="single"/>
+          <w:lang w:val="el-GR"/>
+        </w:rPr>
+      </w:pPr>
+      <w:r>
+        <w:rPr>
+          <w:sz w:val="28"/>
+          <w:szCs w:val="28"/>
+          <w:lang w:val="el-GR"/>
+        </w:rPr>
+        <w:t xml:space="preserve">Ο χρήστης </w:t>
+      </w:r>
+      <w:r>
+        <w:rPr>
+          <w:sz w:val="28"/>
+          <w:szCs w:val="28"/>
+          <w:lang w:val="el-GR"/>
+        </w:rPr>
+        <w:t>κλείνει το παράθυρο</w:t>
+      </w:r>
+      <w:r>
+        <w:rPr>
+          <w:sz w:val="28"/>
+          <w:szCs w:val="28"/>
+          <w:lang w:val="el-GR"/>
+        </w:rPr>
+        <w:t xml:space="preserve"> και </w:t>
+      </w:r>
+      <w:r>
+        <w:rPr>
+          <w:sz w:val="28"/>
+          <w:szCs w:val="28"/>
+          <w:lang w:val="el-GR"/>
+        </w:rPr>
+        <w:t>στέλνει στον υποψήφιο συγκάτοικο</w:t>
+      </w:r>
+      <w:r>
+        <w:rPr>
+          <w:sz w:val="28"/>
+          <w:szCs w:val="28"/>
+          <w:lang w:val="el-GR"/>
+        </w:rPr>
+        <w:t xml:space="preserve"> </w:t>
+      </w:r>
+      <w:r>
+        <w:rPr>
+          <w:sz w:val="28"/>
+          <w:szCs w:val="28"/>
+          <w:lang w:val="el-GR"/>
+        </w:rPr>
+        <w:t>τον κωδικό (</w:t>
+      </w:r>
+      <w:r>
+        <w:rPr>
+          <w:sz w:val="28"/>
+          <w:szCs w:val="28"/>
+        </w:rPr>
+        <w:t>id</w:t>
+      </w:r>
+      <w:r>
+        <w:rPr>
+          <w:sz w:val="28"/>
+          <w:szCs w:val="28"/>
+          <w:lang w:val="el-GR"/>
+        </w:rPr>
+        <w:t>)</w:t>
+      </w:r>
+      <w:r>
+        <w:rPr>
+          <w:sz w:val="28"/>
+          <w:szCs w:val="28"/>
+          <w:lang w:val="el-GR"/>
+        </w:rPr>
+        <w:t>.</w:t>
+      </w:r>
+    </w:p>
+    <w:p>
+      <w:pPr>
+        <w:pStyle w:val="ListParagraph"/>
+        <w:numPr>
+          <w:ilvl w:val="0"/>
+          <w:numId w:val="10"/>
+        </w:numPr>
+        <w:rPr>
+          <w:sz w:val="28"/>
+          <w:szCs w:val="28"/>
+          <w:u w:val="single"/>
+          <w:lang w:val="el-GR"/>
+        </w:rPr>
+      </w:pPr>
+      <w:r>
+        <w:rPr>
+          <w:sz w:val="28"/>
+          <w:szCs w:val="28"/>
+          <w:lang w:val="el-GR"/>
+        </w:rPr>
+        <w:t xml:space="preserve">Το σύστημα εμφανίζει το πεδίο </w:t>
+      </w:r>
+      <w:r>
+        <w:rPr>
+          <w:sz w:val="28"/>
+          <w:szCs w:val="28"/>
+          <w:lang w:val="el-GR"/>
+        </w:rPr>
+        <w:t>"</w:t>
+      </w:r>
+      <w:r>
+        <w:rPr>
+          <w:sz w:val="28"/>
+          <w:szCs w:val="28"/>
+        </w:rPr>
+        <w:t>Join</w:t>
+      </w:r>
+      <w:r>
+        <w:rPr>
+          <w:sz w:val="28"/>
+          <w:szCs w:val="28"/>
+          <w:lang w:val="el-GR"/>
+        </w:rPr>
+        <w:t xml:space="preserve"> </w:t>
+      </w:r>
+      <w:r>
+        <w:rPr>
+          <w:sz w:val="28"/>
+          <w:szCs w:val="28"/>
+        </w:rPr>
+        <w:t>Room</w:t>
+      </w:r>
+      <w:r>
+        <w:rPr>
+          <w:sz w:val="28"/>
+          <w:szCs w:val="28"/>
+          <w:lang w:val="el-GR"/>
+        </w:rPr>
+        <w:t>" που βρίσκεται στο “</w:t>
+      </w:r>
+      <w:r>
+        <w:rPr>
+          <w:sz w:val="28"/>
+          <w:szCs w:val="28"/>
+        </w:rPr>
+        <w:t>Users</w:t>
+      </w:r>
+      <w:r>
+        <w:rPr>
+          <w:sz w:val="28"/>
+          <w:szCs w:val="28"/>
+          <w:lang w:val="el-GR"/>
+        </w:rPr>
+        <w:t xml:space="preserve"> </w:t>
+      </w:r>
+      <w:r>
+        <w:rPr>
+          <w:sz w:val="28"/>
+          <w:szCs w:val="28"/>
+        </w:rPr>
+        <w:t>panel</w:t>
+      </w:r>
+      <w:r>
+        <w:rPr>
+          <w:sz w:val="28"/>
+          <w:szCs w:val="28"/>
+          <w:lang w:val="el-GR"/>
+        </w:rPr>
+        <w:t>”</w:t>
+      </w:r>
+      <w:r>
+        <w:rPr>
+          <w:sz w:val="28"/>
+          <w:szCs w:val="28"/>
+          <w:lang w:val="el-GR"/>
+        </w:rPr>
+        <w:t xml:space="preserve"> μόνο σε όσους χρήστες έχουν λογαριασμό στην εφαρμογή.</w:t>
+      </w:r>
+    </w:p>
+    <w:p>
+      <w:pPr>
+        <w:pStyle w:val="ListParagraph"/>
+        <w:numPr>
+          <w:ilvl w:val="0"/>
+          <w:numId w:val="10"/>
+        </w:numPr>
+        <w:rPr>
+          <w:sz w:val="28"/>
+          <w:szCs w:val="28"/>
+          <w:u w:val="single"/>
+          <w:lang w:val="el-GR"/>
+        </w:rPr>
+      </w:pPr>
+      <w:r>
+        <w:rPr>
+          <w:sz w:val="28"/>
+          <w:szCs w:val="28"/>
+          <w:lang w:val="el-GR"/>
+        </w:rPr>
+        <w:t>Ο</w:t>
+      </w:r>
+      <w:r>
+        <w:rPr>
+          <w:sz w:val="28"/>
+          <w:szCs w:val="28"/>
+          <w:lang w:val="el-GR"/>
+        </w:rPr>
+        <w:t xml:space="preserve"> </w:t>
+      </w:r>
+      <w:r>
+        <w:rPr>
+          <w:sz w:val="28"/>
+          <w:szCs w:val="28"/>
+          <w:lang w:val="el-GR"/>
+        </w:rPr>
+        <w:t>υποψήφιος συγκάτοικος</w:t>
+      </w:r>
+      <w:r>
+        <w:rPr>
+          <w:sz w:val="28"/>
+          <w:szCs w:val="28"/>
+          <w:lang w:val="el-GR"/>
+        </w:rPr>
+        <w:t xml:space="preserve"> εισάγει </w:t>
+      </w:r>
+      <w:r>
+        <w:rPr>
+          <w:sz w:val="28"/>
+          <w:szCs w:val="28"/>
+          <w:lang w:val="el-GR"/>
+        </w:rPr>
+        <w:t>τον κωδικό (</w:t>
+      </w:r>
+      <w:r>
+        <w:rPr>
+          <w:sz w:val="28"/>
+          <w:szCs w:val="28"/>
+        </w:rPr>
+        <w:t>id</w:t>
+      </w:r>
+      <w:r>
+        <w:rPr>
+          <w:sz w:val="28"/>
+          <w:szCs w:val="28"/>
+          <w:lang w:val="el-GR"/>
+        </w:rPr>
+        <w:t xml:space="preserve">) </w:t>
+      </w:r>
+      <w:r>
+        <w:rPr>
+          <w:sz w:val="28"/>
+          <w:szCs w:val="28"/>
+          <w:lang w:val="el-GR"/>
+        </w:rPr>
+        <w:t>στο πεδίο "</w:t>
+      </w:r>
+      <w:r>
+        <w:rPr>
+          <w:sz w:val="28"/>
+          <w:szCs w:val="28"/>
+        </w:rPr>
+        <w:t>Join</w:t>
+      </w:r>
+      <w:r>
+        <w:rPr>
+          <w:sz w:val="28"/>
+          <w:szCs w:val="28"/>
+          <w:lang w:val="el-GR"/>
+        </w:rPr>
+        <w:t xml:space="preserve"> </w:t>
+      </w:r>
+      <w:r>
+        <w:rPr>
+          <w:sz w:val="28"/>
+          <w:szCs w:val="28"/>
+        </w:rPr>
+        <w:t>Room</w:t>
+      </w:r>
+      <w:r>
+        <w:rPr>
+          <w:sz w:val="28"/>
+          <w:szCs w:val="28"/>
+          <w:lang w:val="el-GR"/>
+        </w:rPr>
+        <w:t>" που βρίσκεται στο “</w:t>
+      </w:r>
+      <w:r>
+        <w:rPr>
+          <w:sz w:val="28"/>
+          <w:szCs w:val="28"/>
+        </w:rPr>
+        <w:t>Users</w:t>
+      </w:r>
+      <w:r>
+        <w:rPr>
+          <w:sz w:val="28"/>
+          <w:szCs w:val="28"/>
+          <w:lang w:val="el-GR"/>
+        </w:rPr>
+        <w:t xml:space="preserve"> </w:t>
+      </w:r>
+      <w:r>
+        <w:rPr>
+          <w:sz w:val="28"/>
+          <w:szCs w:val="28"/>
+        </w:rPr>
+        <w:t>panel</w:t>
+      </w:r>
+      <w:r>
+        <w:rPr>
+          <w:sz w:val="28"/>
+          <w:szCs w:val="28"/>
+          <w:lang w:val="el-GR"/>
+        </w:rPr>
+        <w:t>” της αρχικής οθόνης και επιλέγει “</w:t>
+      </w:r>
+      <w:r>
+        <w:rPr>
+          <w:sz w:val="28"/>
+          <w:szCs w:val="28"/>
+        </w:rPr>
+        <w:t>join</w:t>
+      </w:r>
+      <w:r>
+        <w:rPr>
+          <w:sz w:val="28"/>
+          <w:szCs w:val="28"/>
+          <w:lang w:val="el-GR"/>
+        </w:rPr>
+        <w:t>”.</w:t>
+      </w:r>
+    </w:p>
+    <w:p>
+      <w:pPr>
+        <w:pStyle w:val="ListParagraph"/>
+        <w:numPr>
+          <w:ilvl w:val="0"/>
+          <w:numId w:val="10"/>
+        </w:numPr>
+        <w:rPr>
+          <w:sz w:val="28"/>
+          <w:szCs w:val="28"/>
+          <w:u w:val="single"/>
+          <w:lang w:val="el-GR"/>
+        </w:rPr>
+      </w:pPr>
+      <w:r>
+        <w:rPr>
+          <w:sz w:val="28"/>
+          <w:szCs w:val="28"/>
+          <w:lang w:val="el-GR"/>
+        </w:rPr>
+        <w:t xml:space="preserve">Το σύστημα </w:t>
+      </w:r>
+      <w:r>
+        <w:rPr>
+          <w:sz w:val="28"/>
+          <w:szCs w:val="28"/>
+          <w:lang w:val="el-GR"/>
+        </w:rPr>
+        <w:t>ελέγχει αν ο κωδικός (</w:t>
+      </w:r>
+      <w:r>
+        <w:rPr>
+          <w:sz w:val="28"/>
+          <w:szCs w:val="28"/>
+        </w:rPr>
+        <w:t>id</w:t>
+      </w:r>
+      <w:r>
+        <w:rPr>
+          <w:sz w:val="28"/>
+          <w:szCs w:val="28"/>
+          <w:lang w:val="el-GR"/>
+        </w:rPr>
+        <w:t>) αντιστοιχεί σε κάποιο σπίτι που βρίσκεται στην βάση της εφαρμογής</w:t>
+      </w:r>
+      <w:r>
+        <w:rPr>
+          <w:sz w:val="28"/>
+          <w:szCs w:val="28"/>
+          <w:lang w:val="el-GR"/>
+        </w:rPr>
+        <w:t>.</w:t>
+      </w:r>
+    </w:p>
+    <w:p>
+      <w:pPr>
+        <w:pStyle w:val="ListParagraph"/>
+        <w:numPr>
+          <w:ilvl w:val="0"/>
+          <w:numId w:val="10"/>
+        </w:numPr>
+        <w:rPr>
+          <w:sz w:val="28"/>
+          <w:szCs w:val="28"/>
+          <w:u w:val="single"/>
+          <w:lang w:val="el-GR"/>
+        </w:rPr>
+      </w:pPr>
+      <w:r>
+        <w:rPr>
+          <w:sz w:val="28"/>
+          <w:szCs w:val="28"/>
+          <w:lang w:val="el-GR"/>
+        </w:rPr>
+        <w:t xml:space="preserve">Το σύστημα ζητά επιβεβαίωση από τον </w:t>
+      </w:r>
+      <w:r>
+        <w:rPr>
+          <w:sz w:val="28"/>
+          <w:szCs w:val="28"/>
+          <w:lang w:val="el-GR"/>
+        </w:rPr>
+        <w:t xml:space="preserve">υποψήφιο συγκάτοικο </w:t>
+      </w:r>
+      <w:r>
+        <w:rPr>
+          <w:sz w:val="28"/>
+          <w:szCs w:val="28"/>
+          <w:lang w:val="el-GR"/>
+        </w:rPr>
+        <w:t>για να το</w:t>
+      </w:r>
+      <w:r>
+        <w:rPr>
+          <w:sz w:val="28"/>
+          <w:szCs w:val="28"/>
+          <w:lang w:val="el-GR"/>
+        </w:rPr>
+        <w:t xml:space="preserve">ν </w:t>
+      </w:r>
+      <w:r>
+        <w:rPr>
+          <w:sz w:val="28"/>
+          <w:szCs w:val="28"/>
+          <w:lang w:val="el-GR"/>
+        </w:rPr>
+        <w:t>προσθέσει</w:t>
+      </w:r>
+      <w:r>
+        <w:rPr>
+          <w:sz w:val="28"/>
+          <w:szCs w:val="28"/>
+          <w:lang w:val="el-GR"/>
+        </w:rPr>
+        <w:t>.</w:t>
+      </w:r>
+    </w:p>
+    <w:p>
+      <w:pPr>
+        <w:pStyle w:val="ListParagraph"/>
+        <w:numPr>
+          <w:ilvl w:val="0"/>
+          <w:numId w:val="10"/>
+        </w:numPr>
+        <w:rPr>
+          <w:sz w:val="28"/>
+          <w:szCs w:val="28"/>
+          <w:u w:val="single"/>
+          <w:lang w:val="el-GR"/>
+        </w:rPr>
+      </w:pPr>
+      <w:r>
+        <w:rPr>
+          <w:sz w:val="28"/>
+          <w:szCs w:val="28"/>
+          <w:lang w:val="el-GR"/>
+        </w:rPr>
+        <w:t xml:space="preserve">Ο </w:t>
+      </w:r>
+      <w:r>
+        <w:rPr>
+          <w:sz w:val="28"/>
+          <w:szCs w:val="28"/>
+          <w:lang w:val="el-GR"/>
+        </w:rPr>
+        <w:t>υποψήφιος συγκάτοικος</w:t>
+      </w:r>
+      <w:r>
+        <w:rPr>
+          <w:sz w:val="28"/>
+          <w:szCs w:val="28"/>
+          <w:lang w:val="el-GR"/>
+        </w:rPr>
+        <w:t xml:space="preserve"> επιλέγει “</w:t>
+      </w:r>
+      <w:r>
+        <w:rPr>
+          <w:sz w:val="28"/>
+          <w:szCs w:val="28"/>
+        </w:rPr>
+        <w:t>confirm</w:t>
+      </w:r>
+      <w:r>
+        <w:rPr>
+          <w:sz w:val="28"/>
+          <w:szCs w:val="28"/>
+          <w:lang w:val="el-GR"/>
+        </w:rPr>
+        <w:t>”</w:t>
+      </w:r>
+    </w:p>
+    <w:p>
+      <w:pPr>
+        <w:pStyle w:val="ListParagraph"/>
+        <w:numPr>
+          <w:ilvl w:val="0"/>
+          <w:numId w:val="10"/>
+        </w:numPr>
+        <w:rPr>
+          <w:sz w:val="28"/>
+          <w:szCs w:val="28"/>
+          <w:u w:val="single"/>
+          <w:lang w:val="el-GR"/>
+        </w:rPr>
+      </w:pPr>
+      <w:r>
+        <w:rPr>
+          <w:sz w:val="28"/>
+          <w:szCs w:val="28"/>
+          <w:lang w:val="el-GR"/>
+        </w:rPr>
+        <w:t>Το σύστημα προσθέτει τον υποψήφιο συγκάτοικο στην λίστα χρηστών του σπιτιού ανανεώνοντας την βάση.</w:t>
+      </w:r>
+    </w:p>
+    <w:p>
+      <w:pPr>
+        <w:pStyle w:val="ListParagraph"/>
+        <w:numPr>
+          <w:ilvl w:val="0"/>
+          <w:numId w:val="10"/>
+        </w:numPr>
+        <w:rPr>
+          <w:sz w:val="28"/>
+          <w:szCs w:val="28"/>
+          <w:u w:val="single"/>
+          <w:lang w:val="el-GR"/>
+        </w:rPr>
+      </w:pPr>
+      <w:r>
+        <w:rPr>
+          <w:sz w:val="28"/>
+          <w:szCs w:val="28"/>
+          <w:lang w:val="el-GR"/>
+        </w:rPr>
+        <w:lastRenderedPageBreak/>
+        <w:t>Το σύστημα</w:t>
+      </w:r>
+      <w:r>
+        <w:rPr>
+          <w:sz w:val="28"/>
+          <w:szCs w:val="28"/>
+          <w:lang w:val="el-GR"/>
+        </w:rPr>
+        <w:t xml:space="preserve"> </w:t>
+      </w:r>
+      <w:r>
+        <w:rPr>
+          <w:sz w:val="28"/>
+          <w:szCs w:val="28"/>
+          <w:lang w:val="el-GR"/>
+        </w:rPr>
+        <w:t>ανακατευθύνει</w:t>
+      </w:r>
+      <w:r>
+        <w:rPr>
+          <w:sz w:val="28"/>
+          <w:szCs w:val="28"/>
+          <w:lang w:val="el-GR"/>
+        </w:rPr>
+        <w:t xml:space="preserve"> τον </w:t>
+      </w:r>
+      <w:r>
+        <w:rPr>
+          <w:sz w:val="28"/>
+          <w:szCs w:val="28"/>
+          <w:lang w:val="el-GR"/>
+        </w:rPr>
+        <w:t xml:space="preserve">νέο </w:t>
+      </w:r>
+      <w:r>
+        <w:rPr>
+          <w:sz w:val="28"/>
+          <w:szCs w:val="28"/>
+          <w:lang w:val="el-GR"/>
+        </w:rPr>
+        <w:t>χρήστη αυτόματα στο αντίστοιχο δωμάτιο του σπιτιού.</w:t>
+      </w:r>
+    </w:p>
+    <w:p>
+      <w:pPr>
+        <w:pStyle w:val="ListParagraph"/>
+        <w:numPr>
+          <w:ilvl w:val="0"/>
+          <w:numId w:val="10"/>
+        </w:numPr>
+        <w:rPr>
+          <w:sz w:val="28"/>
+          <w:szCs w:val="28"/>
+          <w:u w:val="single"/>
+          <w:lang w:val="el-GR"/>
+        </w:rPr>
+      </w:pPr>
+      <w:r>
+        <w:rPr>
+          <w:sz w:val="28"/>
+          <w:szCs w:val="28"/>
+          <w:lang w:val="el-GR"/>
+        </w:rPr>
+        <w:t>Το σύστημα στέλνει ειδοποίηση</w:t>
+      </w:r>
+      <w:r>
+        <w:rPr>
+          <w:sz w:val="28"/>
+          <w:szCs w:val="28"/>
+          <w:lang w:val="el-GR"/>
+        </w:rPr>
+        <w:t xml:space="preserve"> μέσω </w:t>
+      </w:r>
+      <w:r>
+        <w:rPr>
+          <w:sz w:val="28"/>
+          <w:szCs w:val="28"/>
+        </w:rPr>
+        <w:t>email</w:t>
+      </w:r>
+      <w:r>
+        <w:rPr>
+          <w:sz w:val="28"/>
+          <w:szCs w:val="28"/>
+          <w:lang w:val="el-GR"/>
+        </w:rPr>
+        <w:t xml:space="preserve"> αυτόματα σε όλα τα μέλη του σπιτιού ενημερώνοντας τα.</w:t>
+      </w:r>
+    </w:p>
+    <w:p>
+      <w:pPr>
+        <w:rPr>
+          <w:sz w:val="28"/>
+          <w:szCs w:val="28"/>
+          <w:u w:val="single"/>
+          <w:lang w:val="el-GR"/>
+        </w:rPr>
+      </w:pPr>
+    </w:p>
+    <w:p>
+      <w:pPr>
+        <w:rPr>
+          <w:sz w:val="28"/>
+          <w:szCs w:val="28"/>
+          <w:u w:val="single"/>
+          <w:lang w:val="el-GR"/>
+        </w:rPr>
+      </w:pPr>
+      <w:r>
+        <w:rPr>
+          <w:sz w:val="28"/>
+          <w:szCs w:val="28"/>
+          <w:u w:val="single"/>
+          <w:lang w:val="el-GR"/>
+        </w:rPr>
+        <w:t xml:space="preserve">Εναλλακτική Ροή </w:t>
+      </w:r>
+      <w:r>
+        <w:rPr>
+          <w:sz w:val="28"/>
+          <w:szCs w:val="28"/>
+          <w:u w:val="single"/>
+          <w:lang w:val="el-GR"/>
+        </w:rPr>
+        <w:t>1</w:t>
+      </w:r>
+      <w:r>
+        <w:rPr>
+          <w:sz w:val="28"/>
+          <w:szCs w:val="28"/>
+          <w:u w:val="single"/>
+          <w:lang w:val="el-GR"/>
+        </w:rPr>
+        <w:t>:</w:t>
+      </w:r>
+    </w:p>
+    <w:p>
+      <w:pPr>
+        <w:rPr>
+          <w:sz w:val="28"/>
+          <w:szCs w:val="28"/>
+          <w:lang w:val="el-GR"/>
+        </w:rPr>
+      </w:pPr>
+      <w:r>
+        <w:rPr>
+          <w:sz w:val="28"/>
+          <w:szCs w:val="28"/>
+          <w:lang w:val="el-GR"/>
+        </w:rPr>
+        <w:t xml:space="preserve">4.α.1. Ο χρήστης που έχει εισέλθει ως </w:t>
+      </w:r>
+      <w:r>
+        <w:rPr>
+          <w:sz w:val="28"/>
+          <w:szCs w:val="28"/>
+        </w:rPr>
+        <w:t>guest</w:t>
+      </w:r>
+      <w:r>
+        <w:rPr>
+          <w:sz w:val="28"/>
+          <w:szCs w:val="28"/>
+          <w:lang w:val="el-GR"/>
+        </w:rPr>
+        <w:t xml:space="preserve">, χωρίς λογαριασμό βλέπει ένα μήνυμα στην θέση του πεδίου που τον ενημερώνει ότι πρέπει να συνδεθεί-δημιουργήσει </w:t>
+      </w:r>
+      <w:r>
+        <w:rPr>
+          <w:sz w:val="28"/>
+          <w:szCs w:val="28"/>
+          <w:lang w:val="el-GR"/>
+        </w:rPr>
+        <w:t>λογαριασμό</w:t>
+      </w:r>
+      <w:r>
+        <w:rPr>
+          <w:sz w:val="28"/>
+          <w:szCs w:val="28"/>
+          <w:lang w:val="el-GR"/>
+        </w:rPr>
+        <w:t>.</w:t>
+      </w:r>
+    </w:p>
+    <w:p>
+      <w:pPr>
+        <w:rPr>
+          <w:sz w:val="28"/>
+          <w:szCs w:val="28"/>
+          <w:u w:val="single"/>
+          <w:lang w:val="el-GR"/>
+        </w:rPr>
+      </w:pPr>
+      <w:r>
+        <w:rPr>
+          <w:sz w:val="28"/>
+          <w:szCs w:val="28"/>
+          <w:u w:val="single"/>
+          <w:lang w:val="el-GR"/>
+        </w:rPr>
+        <w:t xml:space="preserve">Εναλλακτική Ροή </w:t>
+      </w:r>
+      <w:r>
+        <w:rPr>
+          <w:sz w:val="28"/>
+          <w:szCs w:val="28"/>
+          <w:u w:val="single"/>
+          <w:lang w:val="el-GR"/>
+        </w:rPr>
+        <w:t>2</w:t>
+      </w:r>
+      <w:r>
+        <w:rPr>
+          <w:sz w:val="28"/>
+          <w:szCs w:val="28"/>
+          <w:u w:val="single"/>
+          <w:lang w:val="el-GR"/>
+        </w:rPr>
+        <w:t>:</w:t>
+      </w:r>
+    </w:p>
+    <w:p>
+      <w:pPr>
+        <w:rPr>
+          <w:sz w:val="28"/>
+          <w:szCs w:val="28"/>
+          <w:lang w:val="el-GR"/>
+        </w:rPr>
+      </w:pPr>
+      <w:r>
+        <w:rPr>
+          <w:sz w:val="28"/>
+          <w:szCs w:val="28"/>
+          <w:lang w:val="el-GR"/>
+        </w:rPr>
+        <w:t>6</w:t>
+      </w:r>
+      <w:r>
+        <w:rPr>
+          <w:sz w:val="28"/>
+          <w:szCs w:val="28"/>
+          <w:lang w:val="el-GR"/>
+        </w:rPr>
+        <w:t>.</w:t>
       </w:r>
       <w:r>
         <w:rPr>
@@ -918,7 +3066,47 @@
           <w:szCs w:val="28"/>
           <w:lang w:val="el-GR"/>
         </w:rPr>
-        <w:t>.1</w:t>
+        <w:t xml:space="preserve">.1. </w:t>
+      </w:r>
+      <w:r>
+        <w:rPr>
+          <w:sz w:val="28"/>
+          <w:szCs w:val="28"/>
+          <w:lang w:val="el-GR"/>
+        </w:rPr>
+        <w:t>Αν ο κωδικός (</w:t>
+      </w:r>
+      <w:r>
+        <w:rPr>
+          <w:sz w:val="28"/>
+          <w:szCs w:val="28"/>
+        </w:rPr>
+        <w:t>id</w:t>
+      </w:r>
+      <w:r>
+        <w:rPr>
+          <w:sz w:val="28"/>
+          <w:szCs w:val="28"/>
+          <w:lang w:val="el-GR"/>
+        </w:rPr>
+        <w:t>) δεν βρεθεί το σύστημα ενημερώνει τον υποψήφιο συγκάτοικο μέσω ενός παραθύρου διαλόγου και σταματά την ρουτίνα «προσθήκη νέου συγκατοίκου».</w:t>
+      </w:r>
+    </w:p>
+    <w:p>
+      <w:pPr>
+        <w:rPr>
+          <w:sz w:val="28"/>
+          <w:szCs w:val="28"/>
+          <w:lang w:val="el-GR"/>
+        </w:rPr>
+      </w:pPr>
+      <w:r>
+        <w:rPr>
+          <w:sz w:val="28"/>
+          <w:szCs w:val="28"/>
+          <w:lang w:val="el-GR"/>
+        </w:rPr>
+        <w:t>6</w:t>
       </w:r>
       <w:r>
         <w:rPr>
@@ -932,17 +3120,117 @@
         <w:rPr>
           <w:sz w:val="28"/>
           <w:szCs w:val="28"/>
-          <w:lang w:val="el-GR"/>
-        </w:rPr>
-        <w:t xml:space="preserve"> </w:t>
-      </w:r>
-      <w:r>
-        <w:rPr>
-          <w:sz w:val="28"/>
-          <w:szCs w:val="28"/>
-          <w:lang w:val="el-GR"/>
-        </w:rPr>
-        <w:t xml:space="preserve">Το σύστημα επιστρέφει </w:t>
+        </w:rPr>
+        <w:t>a</w:t>
+      </w:r>
+      <w:r>
+        <w:rPr>
+          <w:sz w:val="28"/>
+          <w:szCs w:val="28"/>
+          <w:lang w:val="el-GR"/>
+        </w:rPr>
+        <w:t>.</w:t>
+      </w:r>
+      <w:r>
+        <w:rPr>
+          <w:sz w:val="28"/>
+          <w:szCs w:val="28"/>
+          <w:lang w:val="el-GR"/>
+        </w:rPr>
+        <w:t>2</w:t>
+      </w:r>
+      <w:r>
+        <w:rPr>
+          <w:sz w:val="28"/>
+          <w:szCs w:val="28"/>
+          <w:lang w:val="el-GR"/>
+        </w:rPr>
+        <w:t>.</w:t>
+      </w:r>
+      <w:r>
+        <w:rPr>
+          <w:sz w:val="28"/>
+          <w:szCs w:val="28"/>
+          <w:lang w:val="el-GR"/>
+        </w:rPr>
+        <w:t xml:space="preserve"> Ο χρήστης κλείνει το παράθυρο και επαναλαμβάνει την διαδικασία.</w:t>
+      </w:r>
+    </w:p>
+    <w:p>
+      <w:pPr>
+        <w:rPr>
+          <w:sz w:val="28"/>
+          <w:szCs w:val="28"/>
+          <w:u w:val="single"/>
+          <w:lang w:val="el-GR"/>
+        </w:rPr>
+      </w:pPr>
+      <w:r>
+        <w:rPr>
+          <w:sz w:val="28"/>
+          <w:szCs w:val="28"/>
+          <w:u w:val="single"/>
+          <w:lang w:val="el-GR"/>
+        </w:rPr>
+        <w:t xml:space="preserve">Εναλλακτική Ροή </w:t>
+      </w:r>
+      <w:r>
+        <w:rPr>
+          <w:sz w:val="28"/>
+          <w:szCs w:val="28"/>
+          <w:u w:val="single"/>
+          <w:lang w:val="el-GR"/>
+        </w:rPr>
+        <w:t>3</w:t>
+      </w:r>
+      <w:r>
+        <w:rPr>
+          <w:sz w:val="28"/>
+          <w:szCs w:val="28"/>
+          <w:u w:val="single"/>
+          <w:lang w:val="el-GR"/>
+        </w:rPr>
+        <w:t>:</w:t>
+      </w:r>
+    </w:p>
+    <w:p>
+      <w:pPr>
+        <w:rPr>
+          <w:sz w:val="28"/>
+          <w:szCs w:val="28"/>
+          <w:lang w:val="el-GR"/>
+        </w:rPr>
+      </w:pPr>
+      <w:r>
+        <w:rPr>
+          <w:sz w:val="28"/>
+          <w:szCs w:val="28"/>
+          <w:lang w:val="el-GR"/>
+        </w:rPr>
+        <w:t>8.</w:t>
+      </w:r>
+      <w:r>
+        <w:rPr>
+          <w:sz w:val="28"/>
+          <w:szCs w:val="28"/>
+        </w:rPr>
+        <w:t>a</w:t>
+      </w:r>
+      <w:r>
+        <w:rPr>
+          <w:sz w:val="28"/>
+          <w:szCs w:val="28"/>
+          <w:lang w:val="el-GR"/>
+        </w:rPr>
+        <w:t xml:space="preserve">.1. </w:t>
+      </w:r>
+      <w:r>
+        <w:rPr>
+          <w:sz w:val="28"/>
+          <w:szCs w:val="28"/>
+          <w:lang w:val="el-GR"/>
+        </w:rPr>
+        <w:t xml:space="preserve">Ο υποψήφιος συγκάτοικος επιλέγει </w:t>
       </w:r>
       <w:r>
         <w:rPr>
@@ -957,37 +3245,7 @@
           <w:sz w:val="28"/>
           <w:szCs w:val="28"/>
         </w:rPr>
-        <w:t>No</w:t>
-      </w:r>
-      <w:r>
-        <w:rPr>
-          <w:sz w:val="28"/>
-          <w:szCs w:val="28"/>
-          <w:lang w:val="el-GR"/>
-        </w:rPr>
-        <w:t xml:space="preserve"> </w:t>
-      </w:r>
-      <w:r>
-        <w:rPr>
-          <w:sz w:val="28"/>
-          <w:szCs w:val="28"/>
-        </w:rPr>
-        <w:t>results</w:t>
-      </w:r>
-      <w:r>
-        <w:rPr>
-          <w:sz w:val="28"/>
-          <w:szCs w:val="28"/>
-          <w:lang w:val="el-GR"/>
-        </w:rPr>
-        <w:t xml:space="preserve"> </w:t>
-      </w:r>
-      <w:r>
-        <w:rPr>
-          <w:sz w:val="28"/>
-          <w:szCs w:val="28"/>
-        </w:rPr>
-        <w:t>found</w:t>
+        <w:t>cancel</w:t>
       </w:r>
       <w:r>
         <w:rPr>
@@ -997,71 +3255,6 @@
         </w:rPr>
         <w:t>”</w:t>
       </w:r>
-      <w:r>
-        <w:rPr>
-          <w:sz w:val="28"/>
-          <w:szCs w:val="28"/>
-          <w:lang w:val="el-GR"/>
-        </w:rPr>
-        <w:t xml:space="preserve"> σε περίπτωση που δεν υπάρχουν αγγελίες </w:t>
-      </w:r>
-      <w:r>
-        <w:rPr>
-          <w:sz w:val="28"/>
-          <w:szCs w:val="28"/>
-          <w:lang w:val="el-GR"/>
-        </w:rPr>
-        <w:t>που</w:t>
-      </w:r>
-      <w:r>
-        <w:rPr>
-          <w:sz w:val="28"/>
-          <w:szCs w:val="28"/>
-          <w:lang w:val="el-GR"/>
-        </w:rPr>
-        <w:t xml:space="preserve"> να</w:t>
-      </w:r>
-      <w:r>
-        <w:rPr>
-          <w:sz w:val="28"/>
-          <w:szCs w:val="28"/>
-          <w:lang w:val="el-GR"/>
-        </w:rPr>
-        <w:t xml:space="preserve"> ταιριάζουν στα κριτήρια</w:t>
-      </w:r>
-      <w:r>
-        <w:rPr>
-          <w:sz w:val="28"/>
-          <w:szCs w:val="28"/>
-          <w:lang w:val="el-GR"/>
-        </w:rPr>
-        <w:t xml:space="preserve"> του χρήστη.</w:t>
-      </w:r>
-    </w:p>
-    <w:p>
-      <w:pPr>
-        <w:rPr>
-          <w:sz w:val="28"/>
-          <w:szCs w:val="28"/>
-          <w:lang w:val="el-GR"/>
-        </w:rPr>
-      </w:pPr>
-      <w:r>
-        <w:rPr>
-          <w:sz w:val="28"/>
-          <w:szCs w:val="28"/>
-          <w:lang w:val="el-GR"/>
-        </w:rPr>
-        <w:t>4.α.2. Ο χρήστης επαναλαμβάνει την διαδικασία αναζήτησης με διαφορετικά κριτήρια</w:t>
-      </w:r>
-      <w:r>
-        <w:rPr>
-          <w:sz w:val="28"/>
-          <w:szCs w:val="28"/>
-          <w:lang w:val="el-GR"/>
-        </w:rPr>
-        <w:t>.</w:t>
-      </w:r>
     </w:p>
     <w:p>
       <w:pPr>
@@ -1076,1070 +3269,69 @@
         <w:rPr>
           <w:sz w:val="28"/>
           <w:szCs w:val="28"/>
+          <w:lang w:val="el-GR"/>
+        </w:rPr>
+        <w:t>8.</w:t>
+      </w:r>
+      <w:r>
+        <w:rPr>
+          <w:sz w:val="28"/>
+          <w:szCs w:val="28"/>
+        </w:rPr>
+        <w:t>a</w:t>
+      </w:r>
+      <w:r>
+        <w:rPr>
+          <w:sz w:val="28"/>
+          <w:szCs w:val="28"/>
+          <w:lang w:val="el-GR"/>
+        </w:rPr>
+        <w:t>.2.</w:t>
+      </w:r>
+      <w:r>
+        <w:rPr>
+          <w:sz w:val="28"/>
+          <w:szCs w:val="28"/>
+          <w:lang w:val="el-GR"/>
+        </w:rPr>
+        <w:t xml:space="preserve"> Το σύστημα τερματίζει την ρουτίνα «προσθήκη νέου συγκατοίκου».</w:t>
+      </w:r>
+    </w:p>
+    <w:p>
+      <w:pPr>
+        <w:rPr>
+          <w:sz w:val="28"/>
+          <w:szCs w:val="28"/>
+          <w:lang w:val="el-GR"/>
+        </w:rPr>
+      </w:pPr>
+    </w:p>
+    <w:p>
+      <w:pPr>
+        <w:rPr>
+          <w:sz w:val="28"/>
+          <w:szCs w:val="28"/>
+          <w:lang w:val="el-GR"/>
+        </w:rPr>
+      </w:pPr>
+    </w:p>
+    <w:p>
+      <w:pPr>
+        <w:ind w:left="360"/>
+        <w:rPr>
+          <w:sz w:val="28"/>
+          <w:szCs w:val="28"/>
           <w:u w:val="single"/>
           <w:lang w:val="el-GR"/>
         </w:rPr>
-        <w:t xml:space="preserve">Εναλλακτική Ροή </w:t>
-      </w:r>
-      <w:r>
-        <w:rPr>
-          <w:sz w:val="28"/>
-          <w:szCs w:val="28"/>
-          <w:u w:val="single"/>
-          <w:lang w:val="el-GR"/>
-        </w:rPr>
-        <w:t>2</w:t>
-      </w:r>
-      <w:r>
-        <w:rPr>
-          <w:sz w:val="28"/>
-          <w:szCs w:val="28"/>
-          <w:u w:val="single"/>
-          <w:lang w:val="el-GR"/>
-        </w:rPr>
-        <w:t>:</w:t>
-      </w:r>
-    </w:p>
-    <w:p>
-      <w:pPr>
-        <w:rPr>
-          <w:sz w:val="28"/>
-          <w:szCs w:val="28"/>
-          <w:lang w:val="el-GR"/>
-        </w:rPr>
-      </w:pPr>
-      <w:r>
-        <w:rPr>
-          <w:sz w:val="28"/>
-          <w:szCs w:val="28"/>
-          <w:lang w:val="el-GR"/>
-        </w:rPr>
-        <w:t>7.α.1. Το σύστημα διακρίνει ότι ο χρήστης δεν έχει συνδεθεί και τον ανακατευθύνει με στόχο να συνδεθεί.</w:t>
-      </w:r>
-    </w:p>
-    <w:p>
-      <w:pPr>
-        <w:rPr>
-          <w:sz w:val="28"/>
-          <w:szCs w:val="28"/>
-          <w:lang w:val="el-GR"/>
-        </w:rPr>
-      </w:pPr>
-      <w:r>
-        <w:rPr>
-          <w:sz w:val="28"/>
-          <w:szCs w:val="28"/>
-          <w:lang w:val="el-GR"/>
-        </w:rPr>
-        <w:t xml:space="preserve">7.α.2. Ο χρήστης συμπληρώνει τα στοιχεία του και πατάει </w:t>
-      </w:r>
-      <w:r>
-        <w:rPr>
-          <w:sz w:val="28"/>
-          <w:szCs w:val="28"/>
-          <w:lang w:val="el-GR"/>
-        </w:rPr>
-        <w:t>“</w:t>
-      </w:r>
-      <w:r>
-        <w:rPr>
-          <w:sz w:val="28"/>
-          <w:szCs w:val="28"/>
-        </w:rPr>
-        <w:t>log</w:t>
-      </w:r>
-      <w:r>
-        <w:rPr>
-          <w:sz w:val="28"/>
-          <w:szCs w:val="28"/>
-          <w:lang w:val="el-GR"/>
-        </w:rPr>
-        <w:t xml:space="preserve"> </w:t>
-      </w:r>
-      <w:r>
-        <w:rPr>
-          <w:sz w:val="28"/>
-          <w:szCs w:val="28"/>
-        </w:rPr>
-        <w:t>in</w:t>
-      </w:r>
-      <w:r>
-        <w:rPr>
-          <w:sz w:val="28"/>
-          <w:szCs w:val="28"/>
-          <w:lang w:val="el-GR"/>
-        </w:rPr>
-        <w:t>”</w:t>
-      </w:r>
-    </w:p>
-    <w:p>
-      <w:pPr>
-        <w:rPr>
-          <w:sz w:val="28"/>
-          <w:szCs w:val="28"/>
-          <w:lang w:val="el-GR"/>
-        </w:rPr>
-      </w:pPr>
-      <w:r>
-        <w:rPr>
-          <w:sz w:val="28"/>
-          <w:szCs w:val="28"/>
-          <w:lang w:val="el-GR"/>
-        </w:rPr>
-        <w:t>7.α.3. Το σύστημα ελέγχει αν τα στοιχεία είναι ορθά και τον ανακατευθύνει στην αρχική οθόνη.</w:t>
-      </w:r>
-    </w:p>
-    <w:p>
-      <w:pPr>
-        <w:rPr>
-          <w:sz w:val="28"/>
-          <w:szCs w:val="28"/>
-          <w:u w:val="single"/>
-          <w:lang w:val="el-GR"/>
-        </w:rPr>
-      </w:pPr>
-      <w:r>
-        <w:rPr>
-          <w:sz w:val="28"/>
-          <w:szCs w:val="28"/>
-          <w:u w:val="single"/>
-          <w:lang w:val="el-GR"/>
-        </w:rPr>
-        <w:t>Εναλλακτική Ροή 2</w:t>
-      </w:r>
-      <w:r>
-        <w:rPr>
-          <w:sz w:val="28"/>
-          <w:szCs w:val="28"/>
-          <w:u w:val="single"/>
-          <w:lang w:val="el-GR"/>
-        </w:rPr>
-        <w:t>.1</w:t>
-      </w:r>
-      <w:r>
-        <w:rPr>
-          <w:sz w:val="28"/>
-          <w:szCs w:val="28"/>
-          <w:u w:val="single"/>
-          <w:lang w:val="el-GR"/>
-        </w:rPr>
-        <w:t>:</w:t>
-      </w:r>
-    </w:p>
-    <w:p>
-      <w:pPr>
-        <w:rPr>
-          <w:sz w:val="28"/>
-          <w:szCs w:val="28"/>
-          <w:lang w:val="el-GR"/>
-        </w:rPr>
-      </w:pPr>
-      <w:r>
-        <w:rPr>
-          <w:sz w:val="28"/>
-          <w:szCs w:val="28"/>
-          <w:lang w:val="el-GR"/>
-        </w:rPr>
-        <w:t>(</w:t>
-      </w:r>
-      <w:r>
-        <w:rPr>
-          <w:sz w:val="28"/>
-          <w:szCs w:val="28"/>
-          <w:lang w:val="el-GR"/>
-        </w:rPr>
-        <w:t>7.α.3.</w:t>
-      </w:r>
-      <w:r>
-        <w:rPr>
-          <w:sz w:val="28"/>
-          <w:szCs w:val="28"/>
-          <w:lang w:val="el-GR"/>
-        </w:rPr>
-        <w:t xml:space="preserve">)α.1. Το σύστημα κατά την σύγκριση </w:t>
-      </w:r>
-      <w:r>
-        <w:rPr>
-          <w:sz w:val="28"/>
-          <w:szCs w:val="28"/>
-          <w:lang w:val="el-GR"/>
-        </w:rPr>
-        <w:t>του κωδικού</w:t>
-      </w:r>
-      <w:r>
-        <w:rPr>
-          <w:sz w:val="28"/>
-          <w:szCs w:val="28"/>
-          <w:lang w:val="el-GR"/>
-        </w:rPr>
-        <w:t xml:space="preserve"> </w:t>
-      </w:r>
-      <w:r>
-        <w:rPr>
-          <w:sz w:val="28"/>
-          <w:szCs w:val="28"/>
-          <w:lang w:val="el-GR"/>
-        </w:rPr>
-        <w:t xml:space="preserve">που εισήγαγε ο </w:t>
-      </w:r>
-      <w:r>
-        <w:rPr>
-          <w:sz w:val="28"/>
-          <w:szCs w:val="28"/>
-          <w:lang w:val="el-GR"/>
-        </w:rPr>
-        <w:t>χρήστη</w:t>
-      </w:r>
-      <w:r>
-        <w:rPr>
-          <w:sz w:val="28"/>
-          <w:szCs w:val="28"/>
-          <w:lang w:val="el-GR"/>
-        </w:rPr>
-        <w:t>ς</w:t>
-      </w:r>
-      <w:r>
-        <w:rPr>
-          <w:sz w:val="28"/>
-          <w:szCs w:val="28"/>
-          <w:lang w:val="el-GR"/>
-        </w:rPr>
-        <w:t xml:space="preserve"> </w:t>
-      </w:r>
-      <w:r>
-        <w:rPr>
-          <w:sz w:val="28"/>
-          <w:szCs w:val="28"/>
-          <w:lang w:val="el-GR"/>
-        </w:rPr>
-        <w:t xml:space="preserve">με τον κωδικό στην βάση δεδομένων που αντιστοιχεί στο </w:t>
-      </w:r>
-      <w:r>
-        <w:rPr>
-          <w:sz w:val="28"/>
-          <w:szCs w:val="28"/>
-        </w:rPr>
-        <w:t>email</w:t>
-      </w:r>
-      <w:r>
-        <w:rPr>
-          <w:sz w:val="28"/>
-          <w:szCs w:val="28"/>
-          <w:lang w:val="el-GR"/>
-        </w:rPr>
-        <w:t xml:space="preserve"> του </w:t>
-      </w:r>
-      <w:r>
-        <w:rPr>
-          <w:sz w:val="28"/>
-          <w:szCs w:val="28"/>
-          <w:lang w:val="el-GR"/>
-        </w:rPr>
-        <w:t>δεν βρήκε κάποια συσχέτιση.</w:t>
-      </w:r>
-    </w:p>
-    <w:p>
-      <w:pPr>
-        <w:rPr>
-          <w:sz w:val="28"/>
-          <w:szCs w:val="28"/>
-          <w:lang w:val="el-GR"/>
-        </w:rPr>
-      </w:pPr>
-      <w:r>
-        <w:rPr>
-          <w:sz w:val="28"/>
-          <w:szCs w:val="28"/>
-          <w:lang w:val="el-GR"/>
-        </w:rPr>
-        <w:t>(7.α.3.)α.</w:t>
-      </w:r>
-      <w:r>
-        <w:rPr>
-          <w:sz w:val="28"/>
-          <w:szCs w:val="28"/>
-          <w:lang w:val="el-GR"/>
-        </w:rPr>
-        <w:t>2</w:t>
-      </w:r>
-      <w:r>
-        <w:rPr>
-          <w:sz w:val="28"/>
-          <w:szCs w:val="28"/>
-          <w:lang w:val="el-GR"/>
-        </w:rPr>
-        <w:t>.</w:t>
-      </w:r>
-      <w:r>
-        <w:rPr>
-          <w:sz w:val="28"/>
-          <w:szCs w:val="28"/>
-          <w:lang w:val="el-GR"/>
-        </w:rPr>
-        <w:t xml:space="preserve"> Το σύστημα ενημερώνει τον χρήστη </w:t>
-      </w:r>
-      <w:r>
-        <w:rPr>
-          <w:sz w:val="28"/>
-          <w:szCs w:val="28"/>
-          <w:lang w:val="el-GR"/>
-        </w:rPr>
-        <w:t xml:space="preserve">ότι τα στοιχεία του είναι λανθασμένα </w:t>
-      </w:r>
-      <w:r>
-        <w:rPr>
-          <w:sz w:val="28"/>
-          <w:szCs w:val="28"/>
-          <w:lang w:val="el-GR"/>
-        </w:rPr>
-        <w:t>και δεν επιτρέπει την σύνδεση του στην αρχική οθόνη.</w:t>
-      </w:r>
-    </w:p>
-    <w:p>
-      <w:pPr>
-        <w:rPr>
-          <w:sz w:val="28"/>
-          <w:szCs w:val="28"/>
-          <w:u w:val="single"/>
-          <w:lang w:val="el-GR"/>
-        </w:rPr>
-      </w:pPr>
-      <w:r>
-        <w:rPr>
-          <w:sz w:val="28"/>
-          <w:szCs w:val="28"/>
-          <w:u w:val="single"/>
-          <w:lang w:val="el-GR"/>
-        </w:rPr>
-        <w:t xml:space="preserve">Εναλλακτική Ροή </w:t>
-      </w:r>
-      <w:r>
-        <w:rPr>
-          <w:sz w:val="28"/>
-          <w:szCs w:val="28"/>
-          <w:u w:val="single"/>
-          <w:lang w:val="el-GR"/>
-        </w:rPr>
-        <w:t>3</w:t>
-      </w:r>
-      <w:r>
-        <w:rPr>
-          <w:sz w:val="28"/>
-          <w:szCs w:val="28"/>
-          <w:u w:val="single"/>
-          <w:lang w:val="el-GR"/>
-        </w:rPr>
-        <w:t>:</w:t>
-      </w:r>
-    </w:p>
-    <w:p>
-      <w:pPr>
-        <w:rPr>
-          <w:sz w:val="28"/>
-          <w:szCs w:val="28"/>
-          <w:lang w:val="el-GR"/>
-        </w:rPr>
-      </w:pPr>
-      <w:r>
-        <w:rPr>
-          <w:sz w:val="28"/>
-          <w:szCs w:val="28"/>
-          <w:lang w:val="el-GR"/>
-        </w:rPr>
-        <w:t>(7.α.3.)</w:t>
-      </w:r>
-      <w:r>
-        <w:rPr>
-          <w:sz w:val="28"/>
-          <w:szCs w:val="28"/>
-          <w:lang w:val="el-GR"/>
-        </w:rPr>
-        <w:t>β</w:t>
-      </w:r>
-      <w:r>
-        <w:rPr>
-          <w:sz w:val="28"/>
-          <w:szCs w:val="28"/>
-          <w:lang w:val="el-GR"/>
-        </w:rPr>
-        <w:t>.1</w:t>
-      </w:r>
-      <w:r>
-        <w:rPr>
-          <w:sz w:val="28"/>
-          <w:szCs w:val="28"/>
-          <w:lang w:val="el-GR"/>
-        </w:rPr>
-        <w:t xml:space="preserve">. Το </w:t>
-      </w:r>
-      <w:r>
-        <w:rPr>
-          <w:sz w:val="28"/>
-          <w:szCs w:val="28"/>
-        </w:rPr>
-        <w:t>email</w:t>
-      </w:r>
-      <w:r>
-        <w:rPr>
-          <w:sz w:val="28"/>
-          <w:szCs w:val="28"/>
-          <w:lang w:val="el-GR"/>
-        </w:rPr>
-        <w:t xml:space="preserve"> που εισήγαγε ο χρήστης δεν βρέθηκε στη βάση.</w:t>
-      </w:r>
-    </w:p>
-    <w:p>
-      <w:pPr>
-        <w:rPr>
-          <w:sz w:val="28"/>
-          <w:szCs w:val="28"/>
-          <w:lang w:val="el-GR"/>
-        </w:rPr>
-      </w:pPr>
-      <w:r>
-        <w:rPr>
-          <w:sz w:val="28"/>
-          <w:szCs w:val="28"/>
-          <w:lang w:val="el-GR"/>
-        </w:rPr>
-        <w:t>(7.α.3.)β.</w:t>
-      </w:r>
-      <w:r>
-        <w:rPr>
-          <w:sz w:val="28"/>
-          <w:szCs w:val="28"/>
-          <w:lang w:val="el-GR"/>
-        </w:rPr>
-        <w:t xml:space="preserve">2. Το σύστημα ενημερώνει τον χρήστη να ελέγξει την ορθότητα του </w:t>
-      </w:r>
-      <w:r>
-        <w:rPr>
-          <w:sz w:val="28"/>
-          <w:szCs w:val="28"/>
-        </w:rPr>
-        <w:t>email</w:t>
-      </w:r>
-      <w:r>
-        <w:rPr>
-          <w:sz w:val="28"/>
-          <w:szCs w:val="28"/>
-          <w:lang w:val="el-GR"/>
-        </w:rPr>
-        <w:t xml:space="preserve"> ή να δημιουργήσει λογαριασμό.</w:t>
-      </w:r>
-    </w:p>
-    <w:p>
-      <w:pPr>
-        <w:rPr>
-          <w:sz w:val="28"/>
-          <w:szCs w:val="28"/>
-          <w:lang w:val="el-GR"/>
-        </w:rPr>
-      </w:pPr>
-      <w:r>
-        <w:rPr>
-          <w:sz w:val="28"/>
-          <w:szCs w:val="28"/>
-          <w:lang w:val="el-GR"/>
-        </w:rPr>
-        <w:t>(7.α.3.)β.2.</w:t>
-      </w:r>
-      <w:r>
-        <w:rPr>
-          <w:sz w:val="28"/>
-          <w:szCs w:val="28"/>
-          <w:lang w:val="el-GR"/>
-        </w:rPr>
-        <w:t xml:space="preserve"> Ο χρήστης επιλέγει να δημιουργήσει λογαριασμό πατώντας το κουμπί </w:t>
-      </w:r>
-      <w:r>
-        <w:rPr>
-          <w:sz w:val="28"/>
-          <w:szCs w:val="28"/>
-          <w:lang w:val="el-GR"/>
-        </w:rPr>
-        <w:t>“</w:t>
-      </w:r>
-      <w:r>
-        <w:rPr>
-          <w:sz w:val="28"/>
-          <w:szCs w:val="28"/>
-        </w:rPr>
-        <w:t>sing</w:t>
-      </w:r>
-      <w:r>
-        <w:rPr>
-          <w:sz w:val="28"/>
-          <w:szCs w:val="28"/>
-          <w:lang w:val="el-GR"/>
-        </w:rPr>
-        <w:t xml:space="preserve"> </w:t>
-      </w:r>
-      <w:r>
-        <w:rPr>
-          <w:sz w:val="28"/>
-          <w:szCs w:val="28"/>
-        </w:rPr>
-        <w:t>in</w:t>
-      </w:r>
-      <w:r>
-        <w:rPr>
-          <w:sz w:val="28"/>
-          <w:szCs w:val="28"/>
-          <w:lang w:val="el-GR"/>
-        </w:rPr>
-        <w:t>”</w:t>
-      </w:r>
-    </w:p>
-    <w:p>
-      <w:pPr>
-        <w:rPr>
-          <w:sz w:val="28"/>
-          <w:szCs w:val="28"/>
-          <w:lang w:val="el-GR"/>
-        </w:rPr>
-      </w:pPr>
-      <w:r>
-        <w:rPr>
-          <w:sz w:val="28"/>
-          <w:szCs w:val="28"/>
-          <w:lang w:val="el-GR"/>
-        </w:rPr>
-        <w:t>(7.α.3.)β.</w:t>
-      </w:r>
-      <w:r>
-        <w:rPr>
-          <w:sz w:val="28"/>
-          <w:szCs w:val="28"/>
-          <w:lang w:val="el-GR"/>
-        </w:rPr>
-        <w:t xml:space="preserve">3. Το σύστημα τον ανακατευθύνει στο </w:t>
-      </w:r>
-      <w:r>
-        <w:rPr>
-          <w:sz w:val="28"/>
-          <w:szCs w:val="28"/>
-        </w:rPr>
-        <w:t>sing</w:t>
-      </w:r>
-      <w:r>
-        <w:rPr>
-          <w:sz w:val="28"/>
-          <w:szCs w:val="28"/>
-          <w:lang w:val="el-GR"/>
-        </w:rPr>
-        <w:t xml:space="preserve"> </w:t>
-      </w:r>
-      <w:r>
-        <w:rPr>
-          <w:sz w:val="28"/>
-          <w:szCs w:val="28"/>
-        </w:rPr>
-        <w:t>in</w:t>
-      </w:r>
-      <w:r>
-        <w:rPr>
-          <w:sz w:val="28"/>
-          <w:szCs w:val="28"/>
-          <w:lang w:val="el-GR"/>
-        </w:rPr>
-        <w:t xml:space="preserve"> </w:t>
-      </w:r>
-      <w:r>
-        <w:rPr>
-          <w:sz w:val="28"/>
-          <w:szCs w:val="28"/>
-          <w:lang w:val="el-GR"/>
-        </w:rPr>
-        <w:t>παράθυρο</w:t>
-      </w:r>
-      <w:r>
-        <w:rPr>
-          <w:sz w:val="28"/>
-          <w:szCs w:val="28"/>
-          <w:lang w:val="el-GR"/>
-        </w:rPr>
-        <w:t xml:space="preserve"> διαλόγου</w:t>
-      </w:r>
-      <w:r>
-        <w:rPr>
-          <w:sz w:val="28"/>
-          <w:szCs w:val="28"/>
-          <w:lang w:val="el-GR"/>
-        </w:rPr>
-        <w:t>.</w:t>
-      </w:r>
-    </w:p>
-    <w:p>
-      <w:pPr>
-        <w:rPr>
-          <w:sz w:val="28"/>
-          <w:szCs w:val="28"/>
-          <w:u w:val="single"/>
-          <w:lang w:val="el-GR"/>
-        </w:rPr>
-      </w:pPr>
-      <w:r>
-        <w:rPr>
-          <w:sz w:val="28"/>
-          <w:szCs w:val="28"/>
-          <w:u w:val="single"/>
-          <w:lang w:val="el-GR"/>
-        </w:rPr>
-        <w:t xml:space="preserve">Εναλλακτική Ροή </w:t>
-      </w:r>
-      <w:r>
-        <w:rPr>
-          <w:sz w:val="28"/>
-          <w:szCs w:val="28"/>
-          <w:u w:val="single"/>
-          <w:lang w:val="el-GR"/>
-        </w:rPr>
-        <w:t>4</w:t>
-      </w:r>
-      <w:r>
-        <w:rPr>
-          <w:sz w:val="28"/>
-          <w:szCs w:val="28"/>
-          <w:u w:val="single"/>
-          <w:lang w:val="el-GR"/>
-        </w:rPr>
-        <w:t>:</w:t>
-      </w:r>
-    </w:p>
-    <w:p>
-      <w:pPr>
-        <w:rPr>
-          <w:sz w:val="28"/>
-          <w:szCs w:val="28"/>
-          <w:lang w:val="el-GR"/>
-        </w:rPr>
-      </w:pPr>
-      <w:r>
-        <w:rPr>
-          <w:sz w:val="28"/>
-          <w:szCs w:val="28"/>
-          <w:lang w:val="el-GR"/>
-        </w:rPr>
-        <w:t xml:space="preserve">9.α.1. Ο χρήστης επιλέγει να απορρίψει την αίτηση επιλέγοντας το </w:t>
-      </w:r>
-      <w:r>
-        <w:rPr>
-          <w:sz w:val="28"/>
-          <w:szCs w:val="28"/>
-          <w:lang w:val="el-GR"/>
-        </w:rPr>
-        <w:t>“</w:t>
-      </w:r>
-      <w:r>
-        <w:rPr>
-          <w:sz w:val="28"/>
-          <w:szCs w:val="28"/>
-        </w:rPr>
-        <w:t>reject</w:t>
-      </w:r>
-      <w:r>
-        <w:rPr>
-          <w:sz w:val="28"/>
-          <w:szCs w:val="28"/>
-          <w:lang w:val="el-GR"/>
-        </w:rPr>
-        <w:t>”</w:t>
-      </w:r>
-      <w:r>
-        <w:rPr>
-          <w:sz w:val="28"/>
-          <w:szCs w:val="28"/>
-          <w:lang w:val="el-GR"/>
-        </w:rPr>
-        <w:t>.</w:t>
-      </w:r>
-    </w:p>
-    <w:p>
-      <w:pPr>
-        <w:rPr>
-          <w:sz w:val="28"/>
-          <w:szCs w:val="28"/>
-          <w:lang w:val="el-GR"/>
-        </w:rPr>
-      </w:pPr>
-      <w:r>
-        <w:rPr>
-          <w:sz w:val="28"/>
-          <w:szCs w:val="28"/>
-          <w:lang w:val="el-GR"/>
-        </w:rPr>
-        <w:lastRenderedPageBreak/>
-        <w:t>9.α.2. Το σύστημα δεν εκτελεί καμία αλλαγή στην βάση δεδομένων και κλείνει το παράθυρο διαλόγου.</w:t>
-      </w:r>
-    </w:p>
-    <w:p>
-      <w:pPr>
-        <w:rPr>
-          <w:sz w:val="28"/>
-          <w:szCs w:val="28"/>
-          <w:lang w:val="el-GR"/>
-        </w:rPr>
-      </w:pPr>
-      <w:r>
-        <w:rPr>
-          <w:sz w:val="28"/>
-          <w:szCs w:val="28"/>
-          <w:lang w:val="el-GR"/>
-        </w:rPr>
-        <w:t>9.α.3. Ο χρήστης επιστρέφει στο παράθυρο των αγγελιών.</w:t>
-      </w:r>
-    </w:p>
-    <w:p>
-      <w:pPr>
-        <w:rPr>
-          <w:sz w:val="28"/>
-          <w:szCs w:val="28"/>
-          <w:u w:val="single"/>
-          <w:lang w:val="el-GR"/>
-        </w:rPr>
-      </w:pPr>
-      <w:r>
-        <w:rPr>
-          <w:sz w:val="28"/>
-          <w:szCs w:val="28"/>
-          <w:u w:val="single"/>
-          <w:lang w:val="el-GR"/>
-        </w:rPr>
-        <w:t xml:space="preserve">Εναλλακτική Ροή </w:t>
-      </w:r>
-      <w:r>
-        <w:rPr>
-          <w:sz w:val="28"/>
-          <w:szCs w:val="28"/>
-          <w:u w:val="single"/>
-          <w:lang w:val="el-GR"/>
-        </w:rPr>
-        <w:t>5</w:t>
-      </w:r>
-      <w:r>
-        <w:rPr>
-          <w:sz w:val="28"/>
-          <w:szCs w:val="28"/>
-          <w:u w:val="single"/>
-          <w:lang w:val="el-GR"/>
-        </w:rPr>
-        <w:t>:</w:t>
-      </w:r>
-    </w:p>
-    <w:p>
-      <w:pPr>
-        <w:rPr>
-          <w:sz w:val="28"/>
-          <w:szCs w:val="28"/>
-          <w:lang w:val="el-GR"/>
-        </w:rPr>
-      </w:pPr>
-      <w:r>
-        <w:rPr>
-          <w:sz w:val="28"/>
-          <w:szCs w:val="28"/>
-          <w:lang w:val="el-GR"/>
-        </w:rPr>
-        <w:t xml:space="preserve">11.α.1. Ο χρήστης επιλέγει το κουμπί </w:t>
-      </w:r>
-      <w:r>
-        <w:rPr>
-          <w:sz w:val="28"/>
-          <w:szCs w:val="28"/>
-          <w:lang w:val="el-GR"/>
-        </w:rPr>
-        <w:t>“</w:t>
-      </w:r>
-      <w:r>
-        <w:rPr>
-          <w:sz w:val="28"/>
-          <w:szCs w:val="28"/>
-        </w:rPr>
-        <w:t>Cancel</w:t>
-      </w:r>
-      <w:r>
-        <w:rPr>
-          <w:sz w:val="28"/>
-          <w:szCs w:val="28"/>
-          <w:lang w:val="el-GR"/>
-        </w:rPr>
-        <w:t xml:space="preserve"> </w:t>
-      </w:r>
-      <w:r>
-        <w:rPr>
-          <w:sz w:val="28"/>
-          <w:szCs w:val="28"/>
-        </w:rPr>
-        <w:t>Application</w:t>
-      </w:r>
-      <w:r>
-        <w:rPr>
-          <w:sz w:val="28"/>
-          <w:szCs w:val="28"/>
-          <w:lang w:val="el-GR"/>
-        </w:rPr>
-        <w:t>”.</w:t>
-      </w:r>
-    </w:p>
-    <w:p>
-      <w:pPr>
-        <w:rPr>
-          <w:sz w:val="28"/>
-          <w:szCs w:val="28"/>
-          <w:lang w:val="el-GR"/>
-        </w:rPr>
-      </w:pPr>
-      <w:r>
-        <w:rPr>
-          <w:sz w:val="28"/>
-          <w:szCs w:val="28"/>
-          <w:lang w:val="el-GR"/>
-        </w:rPr>
-        <w:t>11.α.</w:t>
-      </w:r>
-      <w:r>
-        <w:rPr>
-          <w:sz w:val="28"/>
-          <w:szCs w:val="28"/>
-          <w:lang w:val="el-GR"/>
-        </w:rPr>
-        <w:t xml:space="preserve">2. </w:t>
-      </w:r>
-      <w:r>
-        <w:rPr>
-          <w:sz w:val="28"/>
-          <w:szCs w:val="28"/>
-          <w:lang w:val="el-GR"/>
-        </w:rPr>
-        <w:t xml:space="preserve">Το σύστημα διαγράφει την </w:t>
-      </w:r>
-      <w:r>
-        <w:rPr>
-          <w:sz w:val="28"/>
-          <w:szCs w:val="28"/>
-          <w:lang w:val="el-GR"/>
-        </w:rPr>
-        <w:t xml:space="preserve">αίτηση </w:t>
-      </w:r>
-      <w:r>
-        <w:rPr>
-          <w:sz w:val="28"/>
-          <w:szCs w:val="28"/>
-          <w:lang w:val="el-GR"/>
-        </w:rPr>
-        <w:t>από την</w:t>
-      </w:r>
-      <w:r>
-        <w:rPr>
-          <w:sz w:val="28"/>
-          <w:szCs w:val="28"/>
-          <w:lang w:val="el-GR"/>
-        </w:rPr>
-        <w:t xml:space="preserve"> βάση δεδομένων</w:t>
-      </w:r>
-      <w:r>
-        <w:rPr>
-          <w:sz w:val="28"/>
-          <w:szCs w:val="28"/>
-          <w:lang w:val="el-GR"/>
-        </w:rPr>
-        <w:t xml:space="preserve">, </w:t>
-      </w:r>
-      <w:r>
-        <w:rPr>
-          <w:sz w:val="28"/>
-          <w:szCs w:val="28"/>
-          <w:lang w:val="el-GR"/>
-        </w:rPr>
-        <w:t xml:space="preserve">από το πεδίο </w:t>
-      </w:r>
-      <w:r>
-        <w:rPr>
-          <w:sz w:val="28"/>
-          <w:szCs w:val="28"/>
-          <w:lang w:val="el-GR"/>
-        </w:rPr>
-        <w:t>“</w:t>
-      </w:r>
-      <w:r>
-        <w:rPr>
-          <w:sz w:val="28"/>
-          <w:szCs w:val="28"/>
-        </w:rPr>
-        <w:t>my</w:t>
-      </w:r>
-      <w:r>
-        <w:rPr>
-          <w:sz w:val="28"/>
-          <w:szCs w:val="28"/>
-          <w:lang w:val="el-GR"/>
-        </w:rPr>
-        <w:t xml:space="preserve"> </w:t>
-      </w:r>
-      <w:r>
-        <w:rPr>
-          <w:sz w:val="28"/>
-          <w:szCs w:val="28"/>
-        </w:rPr>
-        <w:t>applications</w:t>
-      </w:r>
-      <w:r>
-        <w:rPr>
-          <w:sz w:val="28"/>
-          <w:szCs w:val="28"/>
-          <w:lang w:val="el-GR"/>
-        </w:rPr>
-        <w:t>”</w:t>
-      </w:r>
-      <w:r>
-        <w:rPr>
-          <w:sz w:val="28"/>
-          <w:szCs w:val="28"/>
-          <w:lang w:val="el-GR"/>
-        </w:rPr>
-        <w:t xml:space="preserve"> στο </w:t>
-      </w:r>
-      <w:r>
-        <w:rPr>
-          <w:sz w:val="28"/>
-          <w:szCs w:val="28"/>
-        </w:rPr>
-        <w:t>profile</w:t>
-      </w:r>
-      <w:r>
-        <w:rPr>
-          <w:sz w:val="28"/>
-          <w:szCs w:val="28"/>
-          <w:lang w:val="el-GR"/>
-        </w:rPr>
-        <w:t xml:space="preserve"> του χρήστη</w:t>
-      </w:r>
-      <w:r>
-        <w:rPr>
-          <w:sz w:val="28"/>
-          <w:szCs w:val="28"/>
-          <w:lang w:val="el-GR"/>
-        </w:rPr>
-        <w:t xml:space="preserve"> </w:t>
-      </w:r>
-      <w:r>
-        <w:rPr>
-          <w:sz w:val="28"/>
-          <w:szCs w:val="28"/>
-          <w:lang w:val="el-GR"/>
-        </w:rPr>
-        <w:t xml:space="preserve">και </w:t>
-      </w:r>
-      <w:r>
-        <w:rPr>
-          <w:sz w:val="28"/>
-          <w:szCs w:val="28"/>
-          <w:lang w:val="el-GR"/>
-        </w:rPr>
-        <w:t xml:space="preserve">αποστέλλει νέο </w:t>
-      </w:r>
-      <w:r>
-        <w:rPr>
-          <w:sz w:val="28"/>
-          <w:szCs w:val="28"/>
-        </w:rPr>
-        <w:t>email</w:t>
-      </w:r>
-      <w:r>
-        <w:rPr>
-          <w:sz w:val="28"/>
-          <w:szCs w:val="28"/>
-          <w:lang w:val="el-GR"/>
-        </w:rPr>
-        <w:t xml:space="preserve"> </w:t>
-      </w:r>
-      <w:r>
-        <w:rPr>
-          <w:sz w:val="28"/>
-          <w:szCs w:val="28"/>
-          <w:lang w:val="el-GR"/>
-        </w:rPr>
-        <w:t>στον δημιουργό της αγγελίας ειδοποιώντας τον ότι ο χρήστης δεν ενδιαφέρεται πλέον</w:t>
-      </w:r>
-      <w:r>
-        <w:rPr>
-          <w:sz w:val="28"/>
-          <w:szCs w:val="28"/>
-          <w:lang w:val="el-GR"/>
-        </w:rPr>
-        <w:t>.</w:t>
-      </w:r>
-    </w:p>
-    <w:p>
-      <w:pPr>
-        <w:rPr>
-          <w:lang w:val="el-GR"/>
-        </w:rPr>
-      </w:pPr>
-      <w:r>
-        <w:rPr>
-          <w:sz w:val="28"/>
-          <w:szCs w:val="28"/>
-          <w:lang w:val="el-GR"/>
-        </w:rPr>
-        <w:t>11.α.</w:t>
-      </w:r>
-      <w:r>
-        <w:rPr>
-          <w:sz w:val="28"/>
-          <w:szCs w:val="28"/>
-          <w:lang w:val="el-GR"/>
-        </w:rPr>
-        <w:t>3</w:t>
-      </w:r>
-      <w:r>
-        <w:rPr>
-          <w:sz w:val="28"/>
-          <w:szCs w:val="28"/>
-          <w:lang w:val="el-GR"/>
-        </w:rPr>
-        <w:t>.</w:t>
-      </w:r>
-      <w:r>
-        <w:rPr>
-          <w:sz w:val="28"/>
-          <w:szCs w:val="28"/>
-          <w:lang w:val="el-GR"/>
-        </w:rPr>
-        <w:t xml:space="preserve"> </w:t>
-      </w:r>
-      <w:r>
-        <w:rPr>
-          <w:sz w:val="28"/>
-          <w:szCs w:val="28"/>
-          <w:lang w:val="el-GR"/>
-        </w:rPr>
-        <w:t>Το σύστημα ανανεώνει την οθόνη της αγγελίας, αλλάζοντας την κατάσταση του κουμπιού σε “</w:t>
-      </w:r>
-      <w:r>
-        <w:rPr>
-          <w:sz w:val="28"/>
-          <w:szCs w:val="28"/>
-        </w:rPr>
-        <w:t>Apply</w:t>
-      </w:r>
-      <w:r>
-        <w:rPr>
-          <w:sz w:val="28"/>
-          <w:szCs w:val="28"/>
-          <w:lang w:val="el-GR"/>
-        </w:rPr>
-        <w:t>”</w:t>
-      </w:r>
-      <w:r>
-        <w:rPr>
-          <w:sz w:val="28"/>
-          <w:szCs w:val="28"/>
-          <w:lang w:val="el-GR"/>
-        </w:rPr>
-        <w:t>.</w:t>
-      </w:r>
+      </w:pPr>
+    </w:p>
+    <w:p>
+      <w:pPr>
+        <w:rPr>
+          <w:lang w:val="el-GR"/>
+        </w:rPr>
+      </w:pPr>
     </w:p>
     <w:sectPr>
       <w:pgSz w:w="12240" w:h="15840"/>
@@ -2243,6 +3435,95 @@
     </w:lvl>
   </w:abstractNum>
   <w:abstractNum w:abstractNumId="1" w15:restartNumberingAfterBreak="0">
+    <w:nsid w:val="38E86098"/>
+    <w:multiLevelType w:val="hybridMultilevel"/>
+    <w:tmpl w:val="673E3AF4"/>
+    <w:lvl w:ilvl="0" w:tplc="0409000F">
+      <w:start w:val="1"/>
+      <w:numFmt w:val="decimal"/>
+      <w:lvlText w:val="%1."/>
+      <w:lvlJc w:val="left"/>
+      <w:pPr>
+        <w:ind w:left="720" w:hanging="360"/>
+      </w:pPr>
+    </w:lvl>
+    <w:lvl w:ilvl="1" w:tplc="4F0E564E">
+      <w:numFmt w:val="bullet"/>
+      <w:lvlText w:val=""/>
+      <w:lvlJc w:val="left"/>
+      <w:pPr>
+        <w:ind w:left="1440" w:hanging="360"/>
+      </w:pPr>
+      <w:rPr>
+        <w:rFonts w:ascii="Symbol" w:eastAsiaTheme="minorHAnsi" w:hAnsi="Symbol" w:cstheme="minorBidi" w:hint="default"/>
+        <w:u w:val="none"/>
+      </w:rPr>
+    </w:lvl>
+    <w:lvl w:ilvl="2" w:tplc="0409001B" w:tentative="1">
+      <w:start w:val="1"/>
+      <w:numFmt w:val="lowerRoman"/>
+      <w:lvlText w:val="%3."/>
+      <w:lvlJc w:val="right"/>
+      <w:pPr>
+        <w:ind w:left="2160" w:hanging="180"/>
+      </w:pPr>
+    </w:lvl>
+    <w:lvl w:ilvl="3" w:tplc="0409000F" w:tentative="1">
+      <w:start w:val="1"/>
+      <w:numFmt w:val="decimal"/>
+      <w:lvlText w:val="%4."/>
+      <w:lvlJc w:val="left"/>
+      <w:pPr>
+        <w:ind w:left="2880" w:hanging="360"/>
+      </w:pPr>
+    </w:lvl>
+    <w:lvl w:ilvl="4" w:tplc="04090019" w:tentative="1">
+      <w:start w:val="1"/>
+      <w:numFmt w:val="lowerLetter"/>
+      <w:lvlText w:val="%5."/>
+      <w:lvlJc w:val="left"/>
+      <w:pPr>
+        <w:ind w:left="3600" w:hanging="360"/>
+      </w:pPr>
+    </w:lvl>
+    <w:lvl w:ilvl="5" w:tplc="0409001B" w:tentative="1">
+      <w:start w:val="1"/>
+      <w:numFmt w:val="lowerRoman"/>
+      <w:lvlText w:val="%6."/>
+      <w:lvlJc w:val="right"/>
+      <w:pPr>
+        <w:ind w:left="4320" w:hanging="180"/>
+      </w:pPr>
+    </w:lvl>
+    <w:lvl w:ilvl="6" w:tplc="0409000F" w:tentative="1">
+      <w:start w:val="1"/>
+      <w:numFmt w:val="decimal"/>
+      <w:lvlText w:val="%7."/>
+      <w:lvlJc w:val="left"/>
+      <w:pPr>
+        <w:ind w:left="5040" w:hanging="360"/>
+      </w:pPr>
+    </w:lvl>
+    <w:lvl w:ilvl="7" w:tplc="04090019" w:tentative="1">
+      <w:start w:val="1"/>
+      <w:numFmt w:val="lowerLetter"/>
+      <w:lvlText w:val="%8."/>
+      <w:lvlJc w:val="left"/>
+      <w:pPr>
+        <w:ind w:left="5760" w:hanging="360"/>
+      </w:pPr>
+    </w:lvl>
+    <w:lvl w:ilvl="8" w:tplc="0409001B" w:tentative="1">
+      <w:start w:val="1"/>
+      <w:numFmt w:val="lowerRoman"/>
+      <w:lvlText w:val="%9."/>
+      <w:lvlJc w:val="right"/>
+      <w:pPr>
+        <w:ind w:left="6480" w:hanging="180"/>
+      </w:pPr>
+    </w:lvl>
+  </w:abstractNum>
+  <w:abstractNum w:abstractNumId="2" w15:restartNumberingAfterBreak="0">
     <w:nsid w:val="3F444282"/>
     <w:multiLevelType w:val="hybridMultilevel"/>
     <w:tmpl w:val="CA40AA46"/>
@@ -2331,7 +3612,7 @@
       </w:pPr>
     </w:lvl>
   </w:abstractNum>
-  <w:abstractNum w:abstractNumId="2" w15:restartNumberingAfterBreak="0">
+  <w:abstractNum w:abstractNumId="3" w15:restartNumberingAfterBreak="0">
     <w:nsid w:val="552820BD"/>
     <w:multiLevelType w:val="hybridMultilevel"/>
     <w:tmpl w:val="232E21AC"/>
@@ -2420,7 +3701,7 @@
       </w:pPr>
     </w:lvl>
   </w:abstractNum>
-  <w:abstractNum w:abstractNumId="3" w15:restartNumberingAfterBreak="0">
+  <w:abstractNum w:abstractNumId="4" w15:restartNumberingAfterBreak="0">
     <w:nsid w:val="69275D14"/>
     <w:multiLevelType w:val="hybridMultilevel"/>
     <w:tmpl w:val="ECB20B86"/>
@@ -2509,7 +3790,185 @@
       </w:pPr>
     </w:lvl>
   </w:abstractNum>
-  <w:abstractNum w:abstractNumId="4" w15:restartNumberingAfterBreak="0">
+  <w:abstractNum w:abstractNumId="5" w15:restartNumberingAfterBreak="0">
+    <w:nsid w:val="6B8A6960"/>
+    <w:multiLevelType w:val="hybridMultilevel"/>
+    <w:tmpl w:val="873217C6"/>
+    <w:lvl w:ilvl="0" w:tplc="0409000F">
+      <w:start w:val="1"/>
+      <w:numFmt w:val="decimal"/>
+      <w:lvlText w:val="%1."/>
+      <w:lvlJc w:val="left"/>
+      <w:pPr>
+        <w:ind w:left="720" w:hanging="360"/>
+      </w:pPr>
+      <w:rPr>
+        <w:rFonts w:hint="default"/>
+      </w:rPr>
+    </w:lvl>
+    <w:lvl w:ilvl="1" w:tplc="04090019">
+      <w:start w:val="1"/>
+      <w:numFmt w:val="lowerLetter"/>
+      <w:lvlText w:val="%2."/>
+      <w:lvlJc w:val="left"/>
+      <w:pPr>
+        <w:ind w:left="1440" w:hanging="360"/>
+      </w:pPr>
+    </w:lvl>
+    <w:lvl w:ilvl="2" w:tplc="0409001B">
+      <w:start w:val="1"/>
+      <w:numFmt w:val="lowerRoman"/>
+      <w:lvlText w:val="%3."/>
+      <w:lvlJc w:val="right"/>
+      <w:pPr>
+        <w:ind w:left="2160" w:hanging="180"/>
+      </w:pPr>
+    </w:lvl>
+    <w:lvl w:ilvl="3" w:tplc="0409000F" w:tentative="1">
+      <w:start w:val="1"/>
+      <w:numFmt w:val="decimal"/>
+      <w:lvlText w:val="%4."/>
+      <w:lvlJc w:val="left"/>
+      <w:pPr>
+        <w:ind w:left="2880" w:hanging="360"/>
+      </w:pPr>
+    </w:lvl>
+    <w:lvl w:ilvl="4" w:tplc="04090019" w:tentative="1">
+      <w:start w:val="1"/>
+      <w:numFmt w:val="lowerLetter"/>
+      <w:lvlText w:val="%5."/>
+      <w:lvlJc w:val="left"/>
+      <w:pPr>
+        <w:ind w:left="3600" w:hanging="360"/>
+      </w:pPr>
+    </w:lvl>
+    <w:lvl w:ilvl="5" w:tplc="0409001B" w:tentative="1">
+      <w:start w:val="1"/>
+      <w:numFmt w:val="lowerRoman"/>
+      <w:lvlText w:val="%6."/>
+      <w:lvlJc w:val="right"/>
+      <w:pPr>
+        <w:ind w:left="4320" w:hanging="180"/>
+      </w:pPr>
+    </w:lvl>
+    <w:lvl w:ilvl="6" w:tplc="0409000F" w:tentative="1">
+      <w:start w:val="1"/>
+      <w:numFmt w:val="decimal"/>
+      <w:lvlText w:val="%7."/>
+      <w:lvlJc w:val="left"/>
+      <w:pPr>
+        <w:ind w:left="5040" w:hanging="360"/>
+      </w:pPr>
+    </w:lvl>
+    <w:lvl w:ilvl="7" w:tplc="04090019" w:tentative="1">
+      <w:start w:val="1"/>
+      <w:numFmt w:val="lowerLetter"/>
+      <w:lvlText w:val="%8."/>
+      <w:lvlJc w:val="left"/>
+      <w:pPr>
+        <w:ind w:left="5760" w:hanging="360"/>
+      </w:pPr>
+    </w:lvl>
+    <w:lvl w:ilvl="8" w:tplc="0409001B" w:tentative="1">
+      <w:start w:val="1"/>
+      <w:numFmt w:val="lowerRoman"/>
+      <w:lvlText w:val="%9."/>
+      <w:lvlJc w:val="right"/>
+      <w:pPr>
+        <w:ind w:left="6480" w:hanging="180"/>
+      </w:pPr>
+    </w:lvl>
+  </w:abstractNum>
+  <w:abstractNum w:abstractNumId="6" w15:restartNumberingAfterBreak="0">
+    <w:nsid w:val="6CB113E9"/>
+    <w:multiLevelType w:val="hybridMultilevel"/>
+    <w:tmpl w:val="2C24E746"/>
+    <w:lvl w:ilvl="0" w:tplc="0409000F">
+      <w:start w:val="1"/>
+      <w:numFmt w:val="decimal"/>
+      <w:lvlText w:val="%1."/>
+      <w:lvlJc w:val="left"/>
+      <w:pPr>
+        <w:ind w:left="360" w:hanging="360"/>
+      </w:pPr>
+      <w:rPr>
+        <w:rFonts w:hint="default"/>
+      </w:rPr>
+    </w:lvl>
+    <w:lvl w:ilvl="1" w:tplc="04090019" w:tentative="1">
+      <w:start w:val="1"/>
+      <w:numFmt w:val="lowerLetter"/>
+      <w:lvlText w:val="%2."/>
+      <w:lvlJc w:val="left"/>
+      <w:pPr>
+        <w:ind w:left="1080" w:hanging="360"/>
+      </w:pPr>
+    </w:lvl>
+    <w:lvl w:ilvl="2" w:tplc="0409001B" w:tentative="1">
+      <w:start w:val="1"/>
+      <w:numFmt w:val="lowerRoman"/>
+      <w:lvlText w:val="%3."/>
+      <w:lvlJc w:val="right"/>
+      <w:pPr>
+        <w:ind w:left="1800" w:hanging="180"/>
+      </w:pPr>
+    </w:lvl>
+    <w:lvl w:ilvl="3" w:tplc="0409000F" w:tentative="1">
+      <w:start w:val="1"/>
+      <w:numFmt w:val="decimal"/>
+      <w:lvlText w:val="%4."/>
+      <w:lvlJc w:val="left"/>
+      <w:pPr>
+        <w:ind w:left="2520" w:hanging="360"/>
+      </w:pPr>
+    </w:lvl>
+    <w:lvl w:ilvl="4" w:tplc="04090019" w:tentative="1">
+      <w:start w:val="1"/>
+      <w:numFmt w:val="lowerLetter"/>
+      <w:lvlText w:val="%5."/>
+      <w:lvlJc w:val="left"/>
+      <w:pPr>
+        <w:ind w:left="3240" w:hanging="360"/>
+      </w:pPr>
+    </w:lvl>
+    <w:lvl w:ilvl="5" w:tplc="0409001B" w:tentative="1">
+      <w:start w:val="1"/>
+      <w:numFmt w:val="lowerRoman"/>
+      <w:lvlText w:val="%6."/>
+      <w:lvlJc w:val="right"/>
+      <w:pPr>
+        <w:ind w:left="3960" w:hanging="180"/>
+      </w:pPr>
+    </w:lvl>
+    <w:lvl w:ilvl="6" w:tplc="0409000F" w:tentative="1">
+      <w:start w:val="1"/>
+      <w:numFmt w:val="decimal"/>
+      <w:lvlText w:val="%7."/>
+      <w:lvlJc w:val="left"/>
+      <w:pPr>
+        <w:ind w:left="4680" w:hanging="360"/>
+      </w:pPr>
+    </w:lvl>
+    <w:lvl w:ilvl="7" w:tplc="04090019" w:tentative="1">
+      <w:start w:val="1"/>
+      <w:numFmt w:val="lowerLetter"/>
+      <w:lvlText w:val="%8."/>
+      <w:lvlJc w:val="left"/>
+      <w:pPr>
+        <w:ind w:left="5400" w:hanging="360"/>
+      </w:pPr>
+    </w:lvl>
+    <w:lvl w:ilvl="8" w:tplc="0409001B" w:tentative="1">
+      <w:start w:val="1"/>
+      <w:numFmt w:val="lowerRoman"/>
+      <w:lvlText w:val="%9."/>
+      <w:lvlJc w:val="right"/>
+      <w:pPr>
+        <w:ind w:left="6120" w:hanging="180"/>
+      </w:pPr>
+    </w:lvl>
+  </w:abstractNum>
+  <w:abstractNum w:abstractNumId="7" w15:restartNumberingAfterBreak="0">
     <w:nsid w:val="6FA0243F"/>
     <w:multiLevelType w:val="hybridMultilevel"/>
     <w:tmpl w:val="1DAA450A"/>
@@ -2598,7 +4057,7 @@
       </w:pPr>
     </w:lvl>
   </w:abstractNum>
-  <w:abstractNum w:abstractNumId="5" w15:restartNumberingAfterBreak="0">
+  <w:abstractNum w:abstractNumId="8" w15:restartNumberingAfterBreak="0">
     <w:nsid w:val="738E5D81"/>
     <w:multiLevelType w:val="hybridMultilevel"/>
     <w:tmpl w:val="6FC67B0A"/>
@@ -2687,7 +4146,7 @@
       </w:pPr>
     </w:lvl>
   </w:abstractNum>
-  <w:abstractNum w:abstractNumId="6" w15:restartNumberingAfterBreak="0">
+  <w:abstractNum w:abstractNumId="9" w15:restartNumberingAfterBreak="0">
     <w:nsid w:val="7BFE176C"/>
     <w:multiLevelType w:val="hybridMultilevel"/>
     <w:tmpl w:val="6F2E8FB4"/>
@@ -2777,25 +4236,34 @@
     </w:lvl>
   </w:abstractNum>
   <w:num w:numId="1" w16cid:durableId="1586693633">
-    <w:abstractNumId w:val="3"/>
+    <w:abstractNumId w:val="4"/>
   </w:num>
   <w:num w:numId="2" w16cid:durableId="1785223603">
     <w:abstractNumId w:val="0"/>
   </w:num>
   <w:num w:numId="3" w16cid:durableId="1885671472">
+    <w:abstractNumId w:val="9"/>
+  </w:num>
+  <w:num w:numId="4" w16cid:durableId="997730649">
+    <w:abstractNumId w:val="2"/>
+  </w:num>
+  <w:num w:numId="5" w16cid:durableId="1364018554">
+    <w:abstractNumId w:val="8"/>
+  </w:num>
+  <w:num w:numId="6" w16cid:durableId="1316764776">
+    <w:abstractNumId w:val="3"/>
+  </w:num>
+  <w:num w:numId="7" w16cid:durableId="1894270372">
+    <w:abstractNumId w:val="7"/>
+  </w:num>
+  <w:num w:numId="8" w16cid:durableId="1654603843">
     <w:abstractNumId w:val="6"/>
   </w:num>
-  <w:num w:numId="4" w16cid:durableId="997730649">
-    <w:abstractNumId w:val="1"/>
-  </w:num>
-  <w:num w:numId="5" w16cid:durableId="1364018554">
+  <w:num w:numId="9" w16cid:durableId="2072999985">
     <w:abstractNumId w:val="5"/>
   </w:num>
-  <w:num w:numId="6" w16cid:durableId="1316764776">
-    <w:abstractNumId w:val="2"/>
-  </w:num>
-  <w:num w:numId="7" w16cid:durableId="1894270372">
-    <w:abstractNumId w:val="4"/>
+  <w:num w:numId="10" w16cid:durableId="1547182563">
+    <w:abstractNumId w:val="1"/>
   </w:num>
 </w:numbering>
 </file>
